--- a/__istruzioni/istruzioni operative.docx
+++ b/__istruzioni/istruzioni operative.docx
@@ -40,7 +40,9 @@
               <w:tab w:val="right" w:leader="dot" w:pos="9628"/>
             </w:tabs>
             <w:rPr>
+              <w:rFonts w:eastAsiaTheme="minorEastAsia"/>
               <w:noProof/>
+              <w:lang w:eastAsia="it-IT"/>
             </w:rPr>
           </w:pPr>
           <w:r>
@@ -52,7 +54,7 @@
           <w:r>
             <w:fldChar w:fldCharType="separate"/>
           </w:r>
-          <w:hyperlink w:anchor="_Toc240705349" w:history="1">
+          <w:hyperlink w:anchor="_Toc240711071" w:history="1">
             <w:r>
               <w:rPr>
                 <w:rStyle w:val="Collegamentoipertestuale"/>
@@ -62,7 +64,9 @@
             </w:r>
             <w:r>
               <w:rPr>
-                <w:noProof/>
+                <w:rFonts w:eastAsiaTheme="minorEastAsia"/>
+                <w:noProof/>
+                <w:lang w:eastAsia="it-IT"/>
               </w:rPr>
               <w:tab/>
             </w:r>
@@ -92,7 +96,7 @@
                 <w:noProof/>
                 <w:webHidden/>
               </w:rPr>
-              <w:instrText xml:space="preserve"> PAGEREF _Toc240705349 \h </w:instrText>
+              <w:instrText xml:space="preserve"> PAGEREF _Toc240711071 \h </w:instrText>
             </w:r>
             <w:r>
               <w:rPr>
@@ -131,10 +135,12 @@
               <w:tab w:val="right" w:leader="dot" w:pos="9628"/>
             </w:tabs>
             <w:rPr>
+              <w:rFonts w:eastAsiaTheme="minorEastAsia"/>
               <w:noProof/>
+              <w:lang w:eastAsia="it-IT"/>
             </w:rPr>
           </w:pPr>
-          <w:hyperlink w:anchor="_Toc240705350" w:history="1">
+          <w:hyperlink w:anchor="_Toc240711072" w:history="1">
             <w:r>
               <w:rPr>
                 <w:rStyle w:val="Collegamentoipertestuale"/>
@@ -144,7 +150,9 @@
             </w:r>
             <w:r>
               <w:rPr>
-                <w:noProof/>
+                <w:rFonts w:eastAsiaTheme="minorEastAsia"/>
+                <w:noProof/>
+                <w:lang w:eastAsia="it-IT"/>
               </w:rPr>
               <w:tab/>
             </w:r>
@@ -153,6 +161,92 @@
                 <w:rStyle w:val="Collegamentoipertestuale"/>
                 <w:noProof/>
               </w:rPr>
+              <w:t>Come salvare le modifiche</w:t>
+            </w:r>
+            <w:r>
+              <w:rPr>
+                <w:noProof/>
+                <w:webHidden/>
+              </w:rPr>
+              <w:tab/>
+            </w:r>
+            <w:r>
+              <w:rPr>
+                <w:noProof/>
+                <w:webHidden/>
+              </w:rPr>
+              <w:fldChar w:fldCharType="begin"/>
+            </w:r>
+            <w:r>
+              <w:rPr>
+                <w:noProof/>
+                <w:webHidden/>
+              </w:rPr>
+              <w:instrText xml:space="preserve"> PAGEREF _Toc240711072 \h </w:instrText>
+            </w:r>
+            <w:r>
+              <w:rPr>
+                <w:noProof/>
+                <w:webHidden/>
+              </w:rPr>
+            </w:r>
+            <w:r>
+              <w:rPr>
+                <w:noProof/>
+                <w:webHidden/>
+              </w:rPr>
+              <w:fldChar w:fldCharType="separate"/>
+            </w:r>
+            <w:r>
+              <w:rPr>
+                <w:noProof/>
+                <w:webHidden/>
+              </w:rPr>
+              <w:t>1</w:t>
+            </w:r>
+            <w:r>
+              <w:rPr>
+                <w:noProof/>
+                <w:webHidden/>
+              </w:rPr>
+              <w:fldChar w:fldCharType="end"/>
+            </w:r>
+          </w:hyperlink>
+        </w:p>
+        <w:p>
+          <w:pPr>
+            <w:pStyle w:val="Sommario1"/>
+            <w:tabs>
+              <w:tab w:val="left" w:pos="480"/>
+              <w:tab w:val="right" w:leader="dot" w:pos="9628"/>
+            </w:tabs>
+            <w:rPr>
+              <w:rFonts w:eastAsiaTheme="minorEastAsia"/>
+              <w:noProof/>
+              <w:lang w:eastAsia="it-IT"/>
+            </w:rPr>
+          </w:pPr>
+          <w:hyperlink w:anchor="_Toc240711073" w:history="1">
+            <w:r>
+              <w:rPr>
+                <w:rStyle w:val="Collegamentoipertestuale"/>
+                <w:noProof/>
+              </w:rPr>
+              <w:t>3.</w:t>
+            </w:r>
+            <w:r>
+              <w:rPr>
+                <w:rFonts w:eastAsiaTheme="minorEastAsia"/>
+                <w:noProof/>
+                <w:lang w:eastAsia="it-IT"/>
+              </w:rPr>
+              <w:tab/>
+            </w:r>
+            <w:r>
+              <w:rPr>
+                <w:rStyle w:val="Collegamentoipertestuale"/>
+                <w:noProof/>
+              </w:rPr>
               <w:t>Caricare foto sulle gallery</w:t>
             </w:r>
             <w:r>
@@ -174,7 +268,7 @@
                 <w:noProof/>
                 <w:webHidden/>
               </w:rPr>
-              <w:instrText xml:space="preserve"> PAGEREF _Toc240705350 \h </w:instrText>
+              <w:instrText xml:space="preserve"> PAGEREF _Toc240711073 \h </w:instrText>
             </w:r>
             <w:r>
               <w:rPr>
@@ -194,7 +288,373 @@
                 <w:noProof/>
                 <w:webHidden/>
               </w:rPr>
-              <w:t>1</w:t>
+              <w:t>2</w:t>
+            </w:r>
+            <w:r>
+              <w:rPr>
+                <w:noProof/>
+                <w:webHidden/>
+              </w:rPr>
+              <w:fldChar w:fldCharType="end"/>
+            </w:r>
+          </w:hyperlink>
+        </w:p>
+        <w:p>
+          <w:pPr>
+            <w:pStyle w:val="Sommario2"/>
+            <w:tabs>
+              <w:tab w:val="right" w:leader="dot" w:pos="9628"/>
+            </w:tabs>
+            <w:rPr>
+              <w:rFonts w:eastAsiaTheme="minorEastAsia"/>
+              <w:noProof/>
+              <w:lang w:eastAsia="it-IT"/>
+            </w:rPr>
+          </w:pPr>
+          <w:hyperlink w:anchor="_Toc240711074" w:history="1">
+            <w:r>
+              <w:rPr>
+                <w:rStyle w:val="Collegamentoipertestuale"/>
+                <w:noProof/>
+              </w:rPr>
+              <w:t>Individuazione e struttura della gallery</w:t>
+            </w:r>
+            <w:r>
+              <w:rPr>
+                <w:noProof/>
+                <w:webHidden/>
+              </w:rPr>
+              <w:tab/>
+            </w:r>
+            <w:r>
+              <w:rPr>
+                <w:noProof/>
+                <w:webHidden/>
+              </w:rPr>
+              <w:fldChar w:fldCharType="begin"/>
+            </w:r>
+            <w:r>
+              <w:rPr>
+                <w:noProof/>
+                <w:webHidden/>
+              </w:rPr>
+              <w:instrText xml:space="preserve"> PAGEREF _Toc240711074 \h </w:instrText>
+            </w:r>
+            <w:r>
+              <w:rPr>
+                <w:noProof/>
+                <w:webHidden/>
+              </w:rPr>
+            </w:r>
+            <w:r>
+              <w:rPr>
+                <w:noProof/>
+                <w:webHidden/>
+              </w:rPr>
+              <w:fldChar w:fldCharType="separate"/>
+            </w:r>
+            <w:r>
+              <w:rPr>
+                <w:noProof/>
+                <w:webHidden/>
+              </w:rPr>
+              <w:t>2</w:t>
+            </w:r>
+            <w:r>
+              <w:rPr>
+                <w:noProof/>
+                <w:webHidden/>
+              </w:rPr>
+              <w:fldChar w:fldCharType="end"/>
+            </w:r>
+          </w:hyperlink>
+        </w:p>
+        <w:p>
+          <w:pPr>
+            <w:pStyle w:val="Sommario2"/>
+            <w:tabs>
+              <w:tab w:val="right" w:leader="dot" w:pos="9628"/>
+            </w:tabs>
+            <w:rPr>
+              <w:rFonts w:eastAsiaTheme="minorEastAsia"/>
+              <w:noProof/>
+              <w:lang w:eastAsia="it-IT"/>
+            </w:rPr>
+          </w:pPr>
+          <w:hyperlink w:anchor="_Toc240711075" w:history="1">
+            <w:r>
+              <w:rPr>
+                <w:rStyle w:val="Collegamentoipertestuale"/>
+                <w:noProof/>
+              </w:rPr>
+              <w:t>Cancellare una foto</w:t>
+            </w:r>
+            <w:r>
+              <w:rPr>
+                <w:noProof/>
+                <w:webHidden/>
+              </w:rPr>
+              <w:tab/>
+            </w:r>
+            <w:r>
+              <w:rPr>
+                <w:noProof/>
+                <w:webHidden/>
+              </w:rPr>
+              <w:fldChar w:fldCharType="begin"/>
+            </w:r>
+            <w:r>
+              <w:rPr>
+                <w:noProof/>
+                <w:webHidden/>
+              </w:rPr>
+              <w:instrText xml:space="preserve"> PAGEREF _Toc240711075 \h </w:instrText>
+            </w:r>
+            <w:r>
+              <w:rPr>
+                <w:noProof/>
+                <w:webHidden/>
+              </w:rPr>
+            </w:r>
+            <w:r>
+              <w:rPr>
+                <w:noProof/>
+                <w:webHidden/>
+              </w:rPr>
+              <w:fldChar w:fldCharType="separate"/>
+            </w:r>
+            <w:r>
+              <w:rPr>
+                <w:noProof/>
+                <w:webHidden/>
+              </w:rPr>
+              <w:t>3</w:t>
+            </w:r>
+            <w:r>
+              <w:rPr>
+                <w:noProof/>
+                <w:webHidden/>
+              </w:rPr>
+              <w:fldChar w:fldCharType="end"/>
+            </w:r>
+          </w:hyperlink>
+        </w:p>
+        <w:p>
+          <w:pPr>
+            <w:pStyle w:val="Sommario2"/>
+            <w:tabs>
+              <w:tab w:val="right" w:leader="dot" w:pos="9628"/>
+            </w:tabs>
+            <w:rPr>
+              <w:rFonts w:eastAsiaTheme="minorEastAsia"/>
+              <w:noProof/>
+              <w:lang w:eastAsia="it-IT"/>
+            </w:rPr>
+          </w:pPr>
+          <w:hyperlink w:anchor="_Toc240711076" w:history="1">
+            <w:r>
+              <w:rPr>
+                <w:rStyle w:val="Collegamentoipertestuale"/>
+                <w:noProof/>
+              </w:rPr>
+              <w:t>Caricare una nuova foto</w:t>
+            </w:r>
+            <w:r>
+              <w:rPr>
+                <w:noProof/>
+                <w:webHidden/>
+              </w:rPr>
+              <w:tab/>
+            </w:r>
+            <w:r>
+              <w:rPr>
+                <w:noProof/>
+                <w:webHidden/>
+              </w:rPr>
+              <w:fldChar w:fldCharType="begin"/>
+            </w:r>
+            <w:r>
+              <w:rPr>
+                <w:noProof/>
+                <w:webHidden/>
+              </w:rPr>
+              <w:instrText xml:space="preserve"> PAGEREF _Toc240711076 \h </w:instrText>
+            </w:r>
+            <w:r>
+              <w:rPr>
+                <w:noProof/>
+                <w:webHidden/>
+              </w:rPr>
+            </w:r>
+            <w:r>
+              <w:rPr>
+                <w:noProof/>
+                <w:webHidden/>
+              </w:rPr>
+              <w:fldChar w:fldCharType="separate"/>
+            </w:r>
+            <w:r>
+              <w:rPr>
+                <w:noProof/>
+                <w:webHidden/>
+              </w:rPr>
+              <w:t>3</w:t>
+            </w:r>
+            <w:r>
+              <w:rPr>
+                <w:noProof/>
+                <w:webHidden/>
+              </w:rPr>
+              <w:fldChar w:fldCharType="end"/>
+            </w:r>
+          </w:hyperlink>
+        </w:p>
+        <w:p>
+          <w:pPr>
+            <w:pStyle w:val="Sommario2"/>
+            <w:tabs>
+              <w:tab w:val="right" w:leader="dot" w:pos="9628"/>
+            </w:tabs>
+            <w:rPr>
+              <w:rFonts w:eastAsiaTheme="minorEastAsia"/>
+              <w:noProof/>
+              <w:lang w:eastAsia="it-IT"/>
+            </w:rPr>
+          </w:pPr>
+          <w:hyperlink w:anchor="_Toc240711077" w:history="1">
+            <w:r>
+              <w:rPr>
+                <w:rStyle w:val="Collegamentoipertestuale"/>
+                <w:noProof/>
+              </w:rPr>
+              <w:t>Sostituire una foto cambiando nome manualmente</w:t>
+            </w:r>
+            <w:r>
+              <w:rPr>
+                <w:noProof/>
+                <w:webHidden/>
+              </w:rPr>
+              <w:tab/>
+            </w:r>
+            <w:r>
+              <w:rPr>
+                <w:noProof/>
+                <w:webHidden/>
+              </w:rPr>
+              <w:fldChar w:fldCharType="begin"/>
+            </w:r>
+            <w:r>
+              <w:rPr>
+                <w:noProof/>
+                <w:webHidden/>
+              </w:rPr>
+              <w:instrText xml:space="preserve"> PAGEREF _Toc240711077 \h </w:instrText>
+            </w:r>
+            <w:r>
+              <w:rPr>
+                <w:noProof/>
+                <w:webHidden/>
+              </w:rPr>
+            </w:r>
+            <w:r>
+              <w:rPr>
+                <w:noProof/>
+                <w:webHidden/>
+              </w:rPr>
+              <w:fldChar w:fldCharType="separate"/>
+            </w:r>
+            <w:r>
+              <w:rPr>
+                <w:noProof/>
+                <w:webHidden/>
+              </w:rPr>
+              <w:t>4</w:t>
+            </w:r>
+            <w:r>
+              <w:rPr>
+                <w:noProof/>
+                <w:webHidden/>
+              </w:rPr>
+              <w:fldChar w:fldCharType="end"/>
+            </w:r>
+          </w:hyperlink>
+        </w:p>
+        <w:p>
+          <w:pPr>
+            <w:pStyle w:val="Sommario1"/>
+            <w:tabs>
+              <w:tab w:val="left" w:pos="480"/>
+              <w:tab w:val="right" w:leader="dot" w:pos="9628"/>
+            </w:tabs>
+            <w:rPr>
+              <w:rFonts w:eastAsiaTheme="minorEastAsia"/>
+              <w:noProof/>
+              <w:lang w:eastAsia="it-IT"/>
+            </w:rPr>
+          </w:pPr>
+          <w:hyperlink w:anchor="_Toc240711078" w:history="1">
+            <w:r>
+              <w:rPr>
+                <w:rStyle w:val="Collegamentoipertestuale"/>
+                <w:noProof/>
+              </w:rPr>
+              <w:t>4.</w:t>
+            </w:r>
+            <w:r>
+              <w:rPr>
+                <w:rFonts w:eastAsiaTheme="minorEastAsia"/>
+                <w:noProof/>
+                <w:lang w:eastAsia="it-IT"/>
+              </w:rPr>
+              <w:tab/>
+            </w:r>
+            <w:r>
+              <w:rPr>
+                <w:rStyle w:val="Collegamentoipertestuale"/>
+                <w:noProof/>
+              </w:rPr>
+              <w:t>In caso di errore</w:t>
+            </w:r>
+            <w:r>
+              <w:rPr>
+                <w:noProof/>
+                <w:webHidden/>
+              </w:rPr>
+              <w:tab/>
+            </w:r>
+            <w:r>
+              <w:rPr>
+                <w:noProof/>
+                <w:webHidden/>
+              </w:rPr>
+              <w:fldChar w:fldCharType="begin"/>
+            </w:r>
+            <w:r>
+              <w:rPr>
+                <w:noProof/>
+                <w:webHidden/>
+              </w:rPr>
+              <w:instrText xml:space="preserve"> PAGEREF _Toc240711078 \h </w:instrText>
+            </w:r>
+            <w:r>
+              <w:rPr>
+                <w:noProof/>
+                <w:webHidden/>
+              </w:rPr>
+            </w:r>
+            <w:r>
+              <w:rPr>
+                <w:noProof/>
+                <w:webHidden/>
+              </w:rPr>
+              <w:fldChar w:fldCharType="separate"/>
+            </w:r>
+            <w:r>
+              <w:rPr>
+                <w:noProof/>
+                <w:webHidden/>
+              </w:rPr>
+              <w:t>5</w:t>
             </w:r>
             <w:r>
               <w:rPr>
@@ -234,7 +694,7 @@
           <w:numId w:val="1"/>
         </w:numPr>
       </w:pPr>
-      <w:bookmarkStart w:id="0" w:name="_Toc240705349"/>
+      <w:bookmarkStart w:id="0" w:name="_Toc240711071"/>
       <w:r>
         <w:t>Primi passi</w:t>
       </w:r>
@@ -338,9 +798,11 @@
           <w:numId w:val="1"/>
         </w:numPr>
       </w:pPr>
+      <w:bookmarkStart w:id="1" w:name="_Toc240711072"/>
       <w:r>
         <w:t>Come salvare le modifiche</w:t>
       </w:r>
+      <w:bookmarkEnd w:id="1"/>
     </w:p>
     <w:p>
       <w:r>
@@ -352,7 +814,13 @@
       </w:r>
       <w:proofErr w:type="spellEnd"/>
       <w:r>
-        <w:t xml:space="preserve">-C per windows o </w:t>
+        <w:t>-</w:t>
+      </w:r>
+      <w:r>
+        <w:t>S</w:t>
+      </w:r>
+      <w:r>
+        <w:t xml:space="preserve"> per windows o </w:t>
       </w:r>
       <w:proofErr w:type="spellStart"/>
       <w:r>
@@ -422,6 +890,10 @@
     <w:p>
       <w:pPr>
         <w:pStyle w:val="Paragrafoelenco"/>
+        <w:rPr>
+          <w:b/>
+          <w:bCs/>
+        </w:rPr>
       </w:pPr>
       <w:r>
         <w:t xml:space="preserve">Si apre il terminale: digitare </w:t>
@@ -460,12 +932,31 @@
         <w:t xml:space="preserve"> .</w:t>
       </w:r>
       <w:proofErr w:type="gramEnd"/>
+      <w:r>
+        <w:rPr>
+          <w:b/>
+          <w:bCs/>
+        </w:rPr>
+        <w:t xml:space="preserve"> </w:t>
+      </w:r>
     </w:p>
     <w:p>
       <w:pPr>
         <w:pStyle w:val="Paragrafoelenco"/>
       </w:pPr>
       <w:r>
+        <w:t>Premi invio</w:t>
+      </w:r>
+    </w:p>
+    <w:p>
+      <w:pPr>
+        <w:pStyle w:val="Paragrafoelenco"/>
+        <w:rPr>
+          <w:b/>
+          <w:bCs/>
+        </w:rPr>
+      </w:pPr>
+      <w:r>
         <w:t xml:space="preserve">Digitate </w:t>
       </w:r>
       <w:proofErr w:type="spellStart"/>
@@ -506,6 +997,18 @@
         <w:pStyle w:val="Paragrafoelenco"/>
       </w:pPr>
       <w:r>
+        <w:t>Premi invio</w:t>
+      </w:r>
+    </w:p>
+    <w:p>
+      <w:pPr>
+        <w:pStyle w:val="Paragrafoelenco"/>
+        <w:rPr>
+          <w:b/>
+          <w:bCs/>
+        </w:rPr>
+      </w:pPr>
+      <w:r>
         <w:t xml:space="preserve">Digitare </w:t>
       </w:r>
       <w:proofErr w:type="spellStart"/>
@@ -533,6 +1036,14 @@
         <w:t>push</w:t>
       </w:r>
       <w:proofErr w:type="spellEnd"/>
+    </w:p>
+    <w:p>
+      <w:pPr>
+        <w:pStyle w:val="Paragrafoelenco"/>
+      </w:pPr>
+      <w:r>
+        <w:t>Premi invio</w:t>
+      </w:r>
     </w:p>
     <w:p>
       <w:r>
@@ -557,7 +1068,7 @@
           <w:numId w:val="1"/>
         </w:numPr>
       </w:pPr>
-      <w:bookmarkStart w:id="1" w:name="_Toc240705350"/>
+      <w:bookmarkStart w:id="2" w:name="_Toc240711073"/>
       <w:r>
         <w:t xml:space="preserve">Caricare foto sulle </w:t>
       </w:r>
@@ -565,7 +1076,47 @@
       <w:r>
         <w:t>gallery</w:t>
       </w:r>
-      <w:bookmarkEnd w:id="1"/>
+      <w:bookmarkEnd w:id="2"/>
+      <w:proofErr w:type="spellEnd"/>
+    </w:p>
+    <w:p>
+      <w:r>
+        <w:t xml:space="preserve">Controllare sempre il peso delle fotografie prima di caricarle. Come regola generale è consigliabile utilizzare immagini di circa </w:t>
+      </w:r>
+      <w:r>
+        <w:rPr>
+          <w:b/>
+          <w:bCs/>
+        </w:rPr>
+        <w:t>200–500 KB</w:t>
+      </w:r>
+      <w:r>
+        <w:t xml:space="preserve">. Evitare, salvo casi particolari, immagini superiori a </w:t>
+      </w:r>
+      <w:r>
+        <w:rPr>
+          <w:b/>
+          <w:bCs/>
+        </w:rPr>
+        <w:t>1 MB</w:t>
+      </w:r>
+      <w:r>
+        <w:t>, perché possono rallentare il caricamento delle pagine.</w:t>
+      </w:r>
+    </w:p>
+    <w:p>
+      <w:pPr>
+        <w:pStyle w:val="Titolo2"/>
+      </w:pPr>
+      <w:bookmarkStart w:id="3" w:name="_Toc240711074"/>
+      <w:r>
+        <w:t xml:space="preserve">Individuazione e struttura della </w:t>
+      </w:r>
+      <w:proofErr w:type="spellStart"/>
+      <w:r>
+        <w:t>gallery</w:t>
+      </w:r>
+      <w:bookmarkEnd w:id="3"/>
       <w:proofErr w:type="spellEnd"/>
     </w:p>
     <w:p>
@@ -597,7 +1148,6 @@
         <w:rPr>
           <w:highlight w:val="yellow"/>
         </w:rPr>
-        <w:lastRenderedPageBreak/>
         <w:t xml:space="preserve">layout: </w:t>
       </w:r>
       <w:proofErr w:type="spellStart"/>
@@ -804,6 +1354,7 @@
     </w:p>
     <w:p>
       <w:r>
+        <w:lastRenderedPageBreak/>
         <w:t xml:space="preserve">  </w:t>
       </w:r>
       <w:proofErr w:type="spellStart"/>
@@ -899,12 +1450,186 @@
     <w:p/>
     <w:p>
       <w:r>
+        <w:t>- image: /images/unica/accessori/4.jpg</w:t>
+      </w:r>
+    </w:p>
+    <w:p>
+      <w:r>
+        <w:t xml:space="preserve">  </w:t>
+      </w:r>
+      <w:proofErr w:type="spellStart"/>
+      <w:r>
+        <w:t>title</w:t>
+      </w:r>
+      <w:proofErr w:type="spellEnd"/>
+      <w:r>
+        <w:t xml:space="preserve">: </w:t>
+      </w:r>
+    </w:p>
+    <w:p>
+      <w:r>
+        <w:t xml:space="preserve">  </w:t>
+      </w:r>
+      <w:proofErr w:type="spellStart"/>
+      <w:r>
+        <w:t>description</w:t>
+      </w:r>
+      <w:proofErr w:type="spellEnd"/>
+      <w:r>
+        <w:t xml:space="preserve">: </w:t>
+      </w:r>
+    </w:p>
+    <w:p>
+      <w:r>
+        <w:t xml:space="preserve">  link: </w:t>
+      </w:r>
+    </w:p>
+    <w:p>
+      <w:r>
+        <w:t xml:space="preserve">  </w:t>
+      </w:r>
+      <w:proofErr w:type="spellStart"/>
+      <w:r>
+        <w:t>link_text</w:t>
+      </w:r>
+      <w:proofErr w:type="spellEnd"/>
+      <w:r>
+        <w:t xml:space="preserve">: </w:t>
+      </w:r>
+    </w:p>
+    <w:p/>
+    <w:p>
+      <w:r>
+        <w:t>Ogni blocco rappresenta una foto.</w:t>
+      </w:r>
+      <w:r>
+        <w:t xml:space="preserve"> </w:t>
+      </w:r>
+    </w:p>
+    <w:p>
+      <w:r>
+        <w:t xml:space="preserve">Le foto reali si trovano nel percorso: </w:t>
+      </w:r>
+      <w:proofErr w:type="spellStart"/>
+      <w:r>
+        <w:t>shirindance.github.io</w:t>
+      </w:r>
+      <w:proofErr w:type="spellEnd"/>
+      <w:r>
+        <w:t>/images/</w:t>
+      </w:r>
+      <w:r>
+        <w:rPr>
+          <w:highlight w:val="yellow"/>
+        </w:rPr>
+        <w:t>unica/accessori</w:t>
+      </w:r>
+      <w:r>
+        <w:t xml:space="preserve">/ come indicato nel blocco, alla voce </w:t>
+      </w:r>
+      <w:r>
+        <w:rPr>
+          <w:b/>
+          <w:bCs/>
+        </w:rPr>
+        <w:t>image:</w:t>
+      </w:r>
+      <w:r>
+        <w:t xml:space="preserve"> </w:t>
+      </w:r>
+    </w:p>
+    <w:p>
+      <w:pPr>
+        <w:pStyle w:val="Titolo2"/>
+      </w:pPr>
+      <w:bookmarkStart w:id="4" w:name="_Toc240711075"/>
+      <w:r>
+        <w:t>Cancellare una foto</w:t>
+      </w:r>
+      <w:bookmarkEnd w:id="4"/>
+    </w:p>
+    <w:p>
+      <w:r>
+        <w:t>Per cancellare una foto basta cancellare il relativo blocco.</w:t>
+      </w:r>
+    </w:p>
+    <w:p>
+      <w:pPr>
+        <w:pStyle w:val="Titolo2"/>
+      </w:pPr>
+      <w:bookmarkStart w:id="5" w:name="_Toc240711076"/>
+      <w:r>
+        <w:t>Caricare una nuova foto</w:t>
+      </w:r>
+      <w:bookmarkEnd w:id="5"/>
+    </w:p>
+    <w:p>
+      <w:r>
+        <w:t xml:space="preserve">Per caricare una nuova foto occorre prima salvarla sulla cartella corrispondente, quindi di nuovo al percorso: </w:t>
+      </w:r>
+      <w:proofErr w:type="spellStart"/>
+      <w:r>
+        <w:t>shirindance.github.io</w:t>
+      </w:r>
+      <w:proofErr w:type="spellEnd"/>
+      <w:r>
+        <w:t>/images/</w:t>
+      </w:r>
+      <w:r>
+        <w:rPr>
+          <w:highlight w:val="yellow"/>
+        </w:rPr>
+        <w:t>unica/accessori</w:t>
+      </w:r>
+      <w:r>
+        <w:t>/</w:t>
+      </w:r>
+    </w:p>
+    <w:p>
+      <w:pPr>
+        <w:jc w:val="both"/>
+      </w:pPr>
+      <w:r>
+        <w:t xml:space="preserve">Poi si copia un blocco preesistente e lo si incolla nella posizione che si vuole dare alla foto: ad esempio, se si vuole mettere la foto come seconda, si mette tra il </w:t>
+      </w:r>
+      <w:r>
+        <w:t>primo</w:t>
+      </w:r>
+      <w:r>
+        <w:t xml:space="preserve"> e il secondo blocco.</w:t>
+      </w:r>
+    </w:p>
+    <w:p>
+      <w:r>
+        <w:t>Si modi</w:t>
+      </w:r>
+      <w:r>
+        <w:t>fi</w:t>
+      </w:r>
+      <w:r>
+        <w:t>cano i dati:</w:t>
+      </w:r>
+    </w:p>
+    <w:p>
+      <w:pPr>
+        <w:ind w:left="708"/>
+      </w:pPr>
+      <w:r>
+        <w:t>- image: /images/unica/accessori/</w:t>
+      </w:r>
+      <w:r>
+        <w:rPr>
+          <w:highlight w:val="cyan"/>
+        </w:rPr>
+        <w:t>4.jpg</w:t>
+      </w:r>
+    </w:p>
+    <w:p>
+      <w:pPr>
+        <w:ind w:left="708"/>
+      </w:pPr>
+      <w:r>
         <w:lastRenderedPageBreak/>
-        <w:t>- image: /images/unica/accessori/4.jpg</w:t>
-      </w:r>
-    </w:p>
-    <w:p>
-      <w:r>
         <w:t xml:space="preserve">  </w:t>
       </w:r>
       <w:proofErr w:type="spellStart"/>
@@ -915,8 +1640,14 @@
       <w:r>
         <w:t xml:space="preserve">: </w:t>
       </w:r>
-    </w:p>
-    <w:p>
+      <w:r>
+        <w:t>Descrizione che appare sotto la foto</w:t>
+      </w:r>
+    </w:p>
+    <w:p>
+      <w:pPr>
+        <w:ind w:left="708"/>
+      </w:pPr>
       <w:r>
         <w:t xml:space="preserve">  </w:t>
       </w:r>
@@ -928,13 +1659,25 @@
       <w:r>
         <w:t xml:space="preserve">: </w:t>
       </w:r>
-    </w:p>
-    <w:p>
+      <w:r>
+        <w:t>Descrizione che non appare sotto la foto ma può aiutare indicizzazione</w:t>
+      </w:r>
+    </w:p>
+    <w:p>
+      <w:pPr>
+        <w:ind w:left="708"/>
+      </w:pPr>
       <w:r>
         <w:t xml:space="preserve">  link: </w:t>
       </w:r>
-    </w:p>
-    <w:p>
+      <w:r>
+        <w:t>se si vuole che la foto rimandi a un link</w:t>
+      </w:r>
+    </w:p>
+    <w:p>
+      <w:pPr>
+        <w:ind w:left="708"/>
+      </w:pPr>
       <w:r>
         <w:t xml:space="preserve">  </w:t>
       </w:r>
@@ -946,19 +1689,188 @@
       <w:r>
         <w:t xml:space="preserve">: </w:t>
       </w:r>
+      <w:r>
+        <w:t>eventuale testo del link, altrimenti appare di default il link così come è scritto</w:t>
+      </w:r>
+    </w:p>
+    <w:p>
+      <w:r>
+        <w:rPr>
+          <w:b/>
+          <w:bCs/>
+        </w:rPr>
+        <w:t>Non è necessario compilare tutte le voci.</w:t>
+      </w:r>
+      <w:r>
+        <w:t xml:space="preserve"> Se non servono titolo, descrizione o link, possono essere lasciati vuoti. L'unico dato indispensabile è </w:t>
+      </w:r>
+      <w:proofErr w:type="gramStart"/>
+      <w:r>
+        <w:t>image:.</w:t>
+      </w:r>
+      <w:proofErr w:type="gramEnd"/>
+    </w:p>
+    <w:p>
+      <w:r>
+        <w:rPr>
+          <w:b/>
+          <w:bCs/>
+        </w:rPr>
+        <w:t>Attenzione:</w:t>
+      </w:r>
+      <w:r>
+        <w:t xml:space="preserve"> non modificare gli spazi all'inizio delle righe </w:t>
+      </w:r>
+      <w:proofErr w:type="spellStart"/>
+      <w:r>
+        <w:t>title</w:t>
+      </w:r>
+      <w:proofErr w:type="spellEnd"/>
+      <w:r>
+        <w:t xml:space="preserve">, </w:t>
+      </w:r>
+      <w:proofErr w:type="spellStart"/>
+      <w:r>
+        <w:t>description</w:t>
+      </w:r>
+      <w:proofErr w:type="spellEnd"/>
+      <w:r>
+        <w:t xml:space="preserve">, link e </w:t>
+      </w:r>
+      <w:proofErr w:type="spellStart"/>
+      <w:r>
+        <w:t>link_text</w:t>
+      </w:r>
+      <w:proofErr w:type="spellEnd"/>
+      <w:r>
+        <w:t xml:space="preserve">. Il </w:t>
+      </w:r>
+      <w:proofErr w:type="gramStart"/>
+      <w:r>
+        <w:t>file .</w:t>
+      </w:r>
+      <w:proofErr w:type="spellStart"/>
+      <w:r>
+        <w:t>yml</w:t>
+      </w:r>
+      <w:proofErr w:type="spellEnd"/>
+      <w:proofErr w:type="gramEnd"/>
+      <w:r>
+        <w:t xml:space="preserve"> utilizza l'indentazione per riconoscere la struttura dei dati.</w:t>
+      </w:r>
+    </w:p>
+    <w:p>
+      <w:r>
+        <w:rPr>
+          <w:highlight w:val="cyan"/>
+        </w:rPr>
+        <w:t>4.jpg</w:t>
+      </w:r>
+      <w:r>
+        <w:t xml:space="preserve"> è il nome della foto. Consiglio di dare nomi semplici perché in questo file il programma non suggerisce, quindi o si fa copia-incolla con il nome oppure la scrive a mano.</w:t>
+      </w:r>
+    </w:p>
+    <w:p>
+      <w:r>
+        <w:rPr>
+          <w:b/>
+          <w:bCs/>
+          <w:u w:val="single"/>
+        </w:rPr>
+        <w:t>Attenzione che anche il formato della foto deve essere scritto esattamente allo stesso modo</w:t>
+      </w:r>
+      <w:r>
+        <w:t>:</w:t>
+      </w:r>
+    </w:p>
+    <w:p>
+      <w:r>
+        <w:t>jpg =/= JPG anche solo la differenza tra maiuscolo e minuscolo non permette la visualizzazione.</w:t>
+      </w:r>
+    </w:p>
+    <w:p>
+      <w:r>
+        <w:t>Per vedere il formato della foto, basta andare sulla foto che si vuole visualizzare le proprietà.</w:t>
+      </w:r>
     </w:p>
     <w:p/>
     <w:p>
       <w:r>
-        <w:t>Ogni blocco rappresenta una foto.</w:t>
+        <w:t>Per il link delle foto, può essere utile per le foto degli eventi, che magari rimanda alla pagina scritta su quel determinato evento.</w:t>
+      </w:r>
+    </w:p>
+    <w:p>
+      <w:pPr>
+        <w:pStyle w:val="Titolo2"/>
+      </w:pPr>
+      <w:bookmarkStart w:id="6" w:name="_Toc240711077"/>
+      <w:r>
+        <w:t>Sostituire una foto</w:t>
+      </w:r>
+      <w:r>
+        <w:t xml:space="preserve"> cambian</w:t>
+      </w:r>
+      <w:r>
+        <w:t>d</w:t>
+      </w:r>
+      <w:r>
+        <w:t>o nome manualmente</w:t>
+      </w:r>
+      <w:bookmarkEnd w:id="6"/>
+    </w:p>
+    <w:p/>
+    <w:p>
+      <w:r>
+        <w:t xml:space="preserve">Se si vuole semplicemente sostituire una fotografia mantenendola nella stessa posizione della </w:t>
+      </w:r>
+      <w:proofErr w:type="spellStart"/>
+      <w:r>
+        <w:t>gallery</w:t>
+      </w:r>
+      <w:proofErr w:type="spellEnd"/>
+      <w:r>
+        <w:t xml:space="preserve">, </w:t>
+      </w:r>
+      <w:r>
+        <w:rPr>
+          <w:b/>
+          <w:bCs/>
+        </w:rPr>
+        <w:t xml:space="preserve">non è necessario modificare il </w:t>
+      </w:r>
+      <w:proofErr w:type="gramStart"/>
+      <w:r>
+        <w:rPr>
+          <w:b/>
+          <w:bCs/>
+        </w:rPr>
+        <w:t>file .</w:t>
+      </w:r>
+      <w:proofErr w:type="spellStart"/>
+      <w:r>
+        <w:rPr>
+          <w:b/>
+          <w:bCs/>
+        </w:rPr>
+        <w:t>yml</w:t>
+      </w:r>
+      <w:proofErr w:type="spellEnd"/>
+      <w:proofErr w:type="gramEnd"/>
+      <w:r>
+        <w:t>. È sufficiente sostituire il file dell'immagine mantenendo esattamente lo stesso nome e la stessa estensione.</w:t>
       </w:r>
       <w:r>
         <w:t xml:space="preserve"> </w:t>
       </w:r>
     </w:p>
     <w:p>
-      <w:r>
-        <w:t xml:space="preserve">Le foto reali si trovano nel percorso: </w:t>
+      <w:proofErr w:type="gramStart"/>
+      <w:r>
+        <w:t>Innanzitutto</w:t>
+      </w:r>
+      <w:proofErr w:type="gramEnd"/>
+      <w:r>
+        <w:t xml:space="preserve"> si individua la foto da modificare in </w:t>
       </w:r>
       <w:proofErr w:type="spellStart"/>
       <w:r>
@@ -966,181 +1878,198 @@
       </w:r>
       <w:proofErr w:type="spellEnd"/>
       <w:r>
+        <w:t xml:space="preserve">/images. Può essere direttamente nella cartella images o in una sua </w:t>
+      </w:r>
+      <w:proofErr w:type="gramStart"/>
+      <w:r>
+        <w:t>sotto cartella</w:t>
+      </w:r>
+      <w:proofErr w:type="gramEnd"/>
+      <w:r>
+        <w:t>.</w:t>
+      </w:r>
+    </w:p>
+    <w:p>
+      <w:r>
+        <w:t xml:space="preserve">Per esempio si trova in </w:t>
+      </w:r>
+      <w:proofErr w:type="spellStart"/>
+      <w:r>
+        <w:t>shirindance.github.io</w:t>
+      </w:r>
+      <w:proofErr w:type="spellEnd"/>
+      <w:r>
         <w:t>/images/</w:t>
       </w:r>
       <w:r>
+        <w:rPr>
+          <w:highlight w:val="yellow"/>
+        </w:rPr>
+        <w:t>unica/accessori</w:t>
+      </w:r>
+      <w:r>
+        <w:t>/</w:t>
+      </w:r>
+    </w:p>
+    <w:p>
+      <w:r>
+        <w:t xml:space="preserve">Decidiamo che la foto da modificare si chiama </w:t>
+      </w:r>
+      <w:r>
+        <w:rPr>
+          <w:highlight w:val="cyan"/>
+        </w:rPr>
+        <w:t>1.jpg</w:t>
+      </w:r>
+    </w:p>
+    <w:p>
+      <w:r>
+        <w:t xml:space="preserve">Si </w:t>
+      </w:r>
+      <w:r>
+        <w:t>copia</w:t>
+      </w:r>
+      <w:r>
+        <w:t xml:space="preserve"> il nome della che si vuole sostituire (controllare anche il formato).</w:t>
+      </w:r>
+    </w:p>
+    <w:p>
+      <w:r>
+        <w:t xml:space="preserve">Si prende la nuova foto da inserire e si fa una copia </w:t>
+      </w:r>
+      <w:r>
+        <w:t>(che può essere salvata in qualsiasi cartella locale del proprio pc)</w:t>
+      </w:r>
+      <w:r>
+        <w:t>.</w:t>
+      </w:r>
+    </w:p>
+    <w:p>
+      <w:r>
+        <w:lastRenderedPageBreak/>
+        <w:t>Si nomina la</w:t>
+      </w:r>
+      <w:r>
+        <w:t xml:space="preserve"> copia della</w:t>
+      </w:r>
+      <w:r>
+        <w:t xml:space="preserve"> nuova foto esattamente allo stesso modo (ricordarsi di cambiare anche il formato, se è diverso, facendo attenzione che non cambi neanche maiuscolo da minuscolo)</w:t>
+      </w:r>
+      <w:r>
+        <w:t>.</w:t>
+      </w:r>
+    </w:p>
+    <w:p>
+      <w:r>
+        <w:t>Si copia la nuova foto nella cartella. Il sistema ti avviserà che esiste già un file con quel nome (se non te lo chiede allora il nome ha qualcosa di diverso e non funzionerà) e ti chiederà se vuoi sovrascrive</w:t>
+      </w:r>
+      <w:r>
+        <w:t>re</w:t>
+      </w:r>
+      <w:r>
+        <w:t>. Rispondi di sì e sovrascrivi la foto.</w:t>
+      </w:r>
+    </w:p>
+    <w:p>
+      <w:r>
+        <w:t>A quel punto ti basterà aggiornare il sito e la nuova foto apparirà al posto della vecchia.</w:t>
+      </w:r>
+    </w:p>
+    <w:p>
+      <w:pPr>
+        <w:pStyle w:val="Titolo1"/>
+        <w:numPr>
+          <w:ilvl w:val="0"/>
+          <w:numId w:val="1"/>
+        </w:numPr>
+      </w:pPr>
+      <w:bookmarkStart w:id="7" w:name="_Toc240711078"/>
+      <w:r>
+        <w:t>In caso di errore</w:t>
+      </w:r>
+      <w:bookmarkEnd w:id="7"/>
+    </w:p>
+    <w:p>
+      <w:r>
+        <w:t xml:space="preserve">Se uno dei comandi restituisce un errore, </w:t>
+      </w:r>
+      <w:r>
+        <w:rPr>
+          <w:b/>
+          <w:bCs/>
+        </w:rPr>
+        <w:t>non procedere con i comandi successivi</w:t>
+      </w:r>
+      <w:r>
+        <w:t>.</w:t>
+      </w:r>
+    </w:p>
+    <w:p>
+      <w:r>
+        <w:t>Copia l'intero messaggio di errore visualizzato nel terminale e incollalo in ChatGPT, specificando che stai lavorando sul repository GitHub del sito Shirin Dance.</w:t>
+      </w:r>
+    </w:p>
+    <w:p>
+      <w:r>
+        <w:t>Ad esempio:</w:t>
+      </w:r>
+    </w:p>
+    <w:p>
+      <w:r>
+        <w:t xml:space="preserve">Sto aggiornando il sito Shirin Dance tramite Visual Studio Code. Ho eseguito </w:t>
+      </w:r>
+      <w:proofErr w:type="spellStart"/>
+      <w:r>
+        <w:t>git</w:t>
+      </w:r>
+      <w:proofErr w:type="spellEnd"/>
+      <w:r>
         <w:t xml:space="preserve"> </w:t>
       </w:r>
-      <w:r>
-        <w:rPr>
-          <w:highlight w:val="yellow"/>
-        </w:rPr>
-        <w:t>unica/accessori</w:t>
-      </w:r>
-      <w:r>
-        <w:t xml:space="preserve">/ come indicato nel blocco, alla voce </w:t>
-      </w:r>
-      <w:r>
-        <w:rPr>
-          <w:b/>
-          <w:bCs/>
-        </w:rPr>
-        <w:t>image:</w:t>
-      </w:r>
-      <w:r>
-        <w:t xml:space="preserve"> </w:t>
-      </w:r>
-    </w:p>
-    <w:p/>
-    <w:p>
-      <w:r>
-        <w:t>Per cancellare una foto basta cancellare il relativo blocco.</w:t>
-      </w:r>
-    </w:p>
-    <w:p>
-      <w:r>
-        <w:t xml:space="preserve">Per caricare una nuova foto occorre prima salvarla sulla cartella corrispondente, quindi di nuovo al percorso: </w:t>
-      </w:r>
-      <w:proofErr w:type="spellStart"/>
-      <w:r>
-        <w:t>shirindance.github.io</w:t>
-      </w:r>
-      <w:proofErr w:type="spellEnd"/>
-      <w:r>
-        <w:t>/images/</w:t>
-      </w:r>
-      <w:r>
-        <w:t xml:space="preserve"> </w:t>
-      </w:r>
-      <w:r>
-        <w:rPr>
-          <w:highlight w:val="yellow"/>
-        </w:rPr>
-        <w:t>unica/accessori</w:t>
-      </w:r>
-      <w:r>
-        <w:t>/</w:t>
-      </w:r>
-    </w:p>
-    <w:p>
-      <w:r>
-        <w:t>Poi si copia un blocco preesistente e lo si incolla nella posizione che si vuole dare alla foto: ad esempio, se si vuole mettere la foto come seconda, si mette tra il terzo e il secondo blocco.</w:t>
-      </w:r>
-    </w:p>
-    <w:p>
-      <w:r>
-        <w:t>Si modicano i dati:</w:t>
-      </w:r>
-    </w:p>
-    <w:p>
-      <w:r>
-        <w:t>- image: /images/unica/accessori/</w:t>
-      </w:r>
-      <w:r>
-        <w:rPr>
-          <w:highlight w:val="cyan"/>
-        </w:rPr>
-        <w:t>4.jpg</w:t>
-      </w:r>
-    </w:p>
-    <w:p>
-      <w:r>
-        <w:t xml:space="preserve">  </w:t>
-      </w:r>
-      <w:proofErr w:type="spellStart"/>
-      <w:r>
-        <w:t>title</w:t>
-      </w:r>
-      <w:proofErr w:type="spellEnd"/>
-      <w:r>
-        <w:t xml:space="preserve">: </w:t>
-      </w:r>
-      <w:r>
-        <w:t>Descrizione che appare sotto la foto</w:t>
-      </w:r>
-    </w:p>
-    <w:p>
-      <w:r>
-        <w:t xml:space="preserve">  </w:t>
-      </w:r>
-      <w:proofErr w:type="spellStart"/>
-      <w:r>
-        <w:t>description</w:t>
-      </w:r>
-      <w:proofErr w:type="spellEnd"/>
-      <w:r>
-        <w:t xml:space="preserve">: </w:t>
-      </w:r>
-      <w:r>
-        <w:t>Descrizione che non appare sotto la foto ma può aiutare indicizzazione</w:t>
-      </w:r>
-    </w:p>
-    <w:p>
-      <w:r>
-        <w:t xml:space="preserve">  link: </w:t>
-      </w:r>
-      <w:r>
-        <w:t>se si vuole che la foto rimandi a un link</w:t>
-      </w:r>
-    </w:p>
-    <w:p>
-      <w:r>
-        <w:t xml:space="preserve">  </w:t>
-      </w:r>
-      <w:proofErr w:type="spellStart"/>
-      <w:r>
-        <w:t>link_text</w:t>
-      </w:r>
-      <w:proofErr w:type="spellEnd"/>
-      <w:r>
-        <w:t xml:space="preserve">: </w:t>
-      </w:r>
-      <w:r>
-        <w:t>eventuale testo del link, altrimenti appare di default il link così come è scritto</w:t>
-      </w:r>
-    </w:p>
-    <w:p>
-      <w:r>
-        <w:rPr>
-          <w:highlight w:val="cyan"/>
-        </w:rPr>
-        <w:t>4.jpg</w:t>
-      </w:r>
-      <w:r>
-        <w:t xml:space="preserve"> è il nome della foto. Consiglio di dare nomi semplici perché in questo file il programma non suggerisce, quindi o si fa copia-incolla con il nome oppure la scrive a mano.</w:t>
-      </w:r>
-    </w:p>
-    <w:p>
-      <w:r>
-        <w:rPr>
-          <w:b/>
-          <w:bCs/>
-          <w:u w:val="single"/>
-        </w:rPr>
-        <w:t>Attenzione che anche il formato della foto deve essere scritto esattamente allo stesso modo</w:t>
-      </w:r>
-      <w:r>
-        <w:t>:</w:t>
-      </w:r>
-    </w:p>
-    <w:p>
-      <w:r>
-        <w:t>jpg =/= JPG anche solo la differenza tra maiuscolo e minuscolo non permette la visualizzazione.</w:t>
-      </w:r>
-    </w:p>
-    <w:p>
-      <w:r>
-        <w:t>Per vedere il formato della foto, basta andare sulla foto che si vuole visualizzare le proprietà.</w:t>
-      </w:r>
-    </w:p>
-    <w:p/>
-    <w:p>
-      <w:r>
-        <w:lastRenderedPageBreak/>
-        <w:t>Per il link delle foto, può essere utile per le foto degli eventi, che magari rimanda alla pagina scritta su quel determinato evento.</w:t>
-      </w:r>
-    </w:p>
-    <w:p/>
+      <w:proofErr w:type="spellStart"/>
+      <w:r>
+        <w:t>push</w:t>
+      </w:r>
+      <w:proofErr w:type="spellEnd"/>
+      <w:r>
+        <w:t xml:space="preserve"> e il terminale mi restituisce questo errore:</w:t>
+      </w:r>
+    </w:p>
+    <w:p>
+      <w:r>
+        <w:t>[incollare qui tutto il messaggio di errore]</w:t>
+      </w:r>
+    </w:p>
+    <w:p>
+      <w:r>
+        <w:t>Come devo procedere?</w:t>
+      </w:r>
+    </w:p>
+    <w:p>
+      <w:r>
+        <w:rPr>
+          <w:b/>
+          <w:bCs/>
+        </w:rPr>
+        <w:t xml:space="preserve">Non cancellare file, non ripetere comandi più volte e non modificare le impostazioni di </w:t>
+      </w:r>
+      <w:proofErr w:type="spellStart"/>
+      <w:r>
+        <w:rPr>
+          <w:b/>
+          <w:bCs/>
+        </w:rPr>
+        <w:t>Git</w:t>
+      </w:r>
+      <w:proofErr w:type="spellEnd"/>
+      <w:r>
+        <w:rPr>
+          <w:b/>
+          <w:bCs/>
+        </w:rPr>
+        <w:t xml:space="preserve"> prima di aver capito la causa dell'errore.</w:t>
+      </w:r>
+    </w:p>
     <w:p/>
     <w:sectPr>
       <w:footerReference w:type="default" r:id="rId8"/>
@@ -1861,7 +2790,6 @@
     <w:next w:val="Normale"/>
     <w:link w:val="Titolo2Carattere"/>
     <w:uiPriority w:val="9"/>
-    <w:semiHidden/>
     <w:unhideWhenUsed/>
     <w:qFormat/>
     <w:rsid w:val="00E74EB4"/>
@@ -2077,7 +3005,6 @@
     <w:basedOn w:val="Carpredefinitoparagrafo"/>
     <w:link w:val="Titolo2"/>
     <w:uiPriority w:val="9"/>
-    <w:semiHidden/>
     <w:rsid w:val="00E74EB4"/>
     <w:rPr>
       <w:rFonts w:asciiTheme="majorHAnsi" w:eastAsiaTheme="majorEastAsia" w:hAnsiTheme="majorHAnsi" w:cstheme="majorBidi"/>
@@ -2435,6 +3362,19 @@
     <w:link w:val="Pidipagina"/>
     <w:uiPriority w:val="99"/>
     <w:rsid w:val="00981FE0"/>
+  </w:style>
+  <w:style w:type="paragraph" w:styleId="Sommario2">
+    <w:name w:val="toc 2"/>
+    <w:basedOn w:val="Normale"/>
+    <w:next w:val="Normale"/>
+    <w:autoRedefine/>
+    <w:uiPriority w:val="39"/>
+    <w:unhideWhenUsed/>
+    <w:rsid w:val="00127C1B"/>
+    <w:pPr>
+      <w:spacing w:after="100"/>
+      <w:ind w:left="240"/>
+    </w:pPr>
   </w:style>
 </w:styles>
 </file>

--- a/__istruzioni/istruzioni operative.docx
+++ b/__istruzioni/istruzioni operative.docx
@@ -4,6 +4,15 @@
   <w:body>
     <w:sdt>
       <w:sdtPr>
+        <w:rPr>
+          <w:rFonts w:asciiTheme="minorHAnsi" w:eastAsiaTheme="minorHAnsi" w:hAnsiTheme="minorHAnsi" w:cstheme="minorBidi"/>
+          <w:color w:val="auto"/>
+          <w:kern w:val="2"/>
+          <w:sz w:val="24"/>
+          <w:szCs w:val="24"/>
+          <w:lang w:eastAsia="en-US"/>
+          <w14:ligatures w14:val="standardContextual"/>
+        </w:rPr>
         <w:id w:val="1108242226"/>
         <w:docPartObj>
           <w:docPartGallery w:val="Table of Contents"/>
@@ -12,15 +21,8 @@
       </w:sdtPr>
       <w:sdtEndPr>
         <w:rPr>
-          <w:rFonts w:asciiTheme="minorHAnsi" w:eastAsiaTheme="minorHAnsi" w:hAnsiTheme="minorHAnsi" w:cstheme="minorBidi"/>
-          <w:b/>
-          <w:bCs/>
-          <w:color w:val="auto"/>
-          <w:kern w:val="2"/>
-          <w:sz w:val="24"/>
-          <w:szCs w:val="24"/>
-          <w:lang w:eastAsia="en-US"/>
-          <w14:ligatures w14:val="standardContextual"/>
+          <w:b/>
+          <w:bCs/>
         </w:rPr>
       </w:sdtEndPr>
       <w:sdtContent>
@@ -1857,10 +1859,7 @@
       <w:proofErr w:type="spellEnd"/>
       <w:proofErr w:type="gramEnd"/>
       <w:r>
-        <w:t>. È sufficiente sostituire il file dell'immagine mantenendo esattamente lo stesso nome e la stessa estensione.</w:t>
-      </w:r>
-      <w:r>
-        <w:t xml:space="preserve"> </w:t>
+        <w:t xml:space="preserve">. È sufficiente sostituire il file dell'immagine mantenendo esattamente lo stesso nome e la stessa estensione. </w:t>
       </w:r>
     </w:p>
     <w:p>
@@ -1935,13 +1934,7 @@
     </w:p>
     <w:p>
       <w:r>
-        <w:t xml:space="preserve">Si prende la nuova foto da inserire e si fa una copia </w:t>
-      </w:r>
-      <w:r>
-        <w:t>(che può essere salvata in qualsiasi cartella locale del proprio pc)</w:t>
-      </w:r>
-      <w:r>
-        <w:t>.</w:t>
+        <w:t>Si prende la nuova foto da inserire e si fa una copia (che può essere salvata in qualsiasi cartella locale del proprio pc).</w:t>
       </w:r>
     </w:p>
     <w:p>
@@ -1984,6 +1977,38 @@
         </w:numPr>
       </w:pPr>
       <w:bookmarkStart w:id="7" w:name="_Toc240711078"/>
+      <w:r>
+        <w:t>Come caricare i video</w:t>
+      </w:r>
+    </w:p>
+    <w:p>
+      <w:r>
+        <w:t xml:space="preserve">I video visualizzati sul sito </w:t>
+      </w:r>
+      <w:r>
+        <w:rPr>
+          <w:b/>
+          <w:bCs/>
+        </w:rPr>
+        <w:t>non vengono caricati direttamente nel sito</w:t>
+      </w:r>
+      <w:r>
+        <w:t>, ma rimangono su YouTube. Nel sito viene inserito solamente il collegamento al video.</w:t>
+      </w:r>
+    </w:p>
+    <w:p>
+      <w:r>
+        <w:t>Questo significa che, prima di aggiungere un nuovo video, il video deve essere già stato caricato su YouTube.</w:t>
+      </w:r>
+    </w:p>
+    <w:p>
+      <w:pPr>
+        <w:pStyle w:val="Titolo1"/>
+        <w:numPr>
+          <w:ilvl w:val="0"/>
+          <w:numId w:val="1"/>
+        </w:numPr>
+      </w:pPr>
       <w:r>
         <w:t>In caso di errore</w:t>
       </w:r>
@@ -2964,6 +2989,7 @@
   <w:style w:type="character" w:default="1" w:styleId="Carpredefinitoparagrafo">
     <w:name w:val="Default Paragraph Font"/>
     <w:uiPriority w:val="1"/>
+    <w:semiHidden/>
     <w:unhideWhenUsed/>
   </w:style>
   <w:style w:type="table" w:default="1" w:styleId="Tabellanormale">

--- a/__istruzioni/istruzioni operative.docx
+++ b/__istruzioni/istruzioni operative.docx
@@ -56,7 +56,7 @@
           <w:r>
             <w:fldChar w:fldCharType="separate"/>
           </w:r>
-          <w:hyperlink w:anchor="_Toc240711071" w:history="1">
+          <w:hyperlink w:anchor="_Toc240801382" w:history="1">
             <w:r>
               <w:rPr>
                 <w:rStyle w:val="Collegamentoipertestuale"/>
@@ -98,7 +98,7 @@
                 <w:noProof/>
                 <w:webHidden/>
               </w:rPr>
-              <w:instrText xml:space="preserve"> PAGEREF _Toc240711071 \h </w:instrText>
+              <w:instrText xml:space="preserve"> PAGEREF _Toc240801382 \h </w:instrText>
             </w:r>
             <w:r>
               <w:rPr>
@@ -142,7 +142,7 @@
               <w:lang w:eastAsia="it-IT"/>
             </w:rPr>
           </w:pPr>
-          <w:hyperlink w:anchor="_Toc240711072" w:history="1">
+          <w:hyperlink w:anchor="_Toc240801383" w:history="1">
             <w:r>
               <w:rPr>
                 <w:rStyle w:val="Collegamentoipertestuale"/>
@@ -184,7 +184,7 @@
                 <w:noProof/>
                 <w:webHidden/>
               </w:rPr>
-              <w:instrText xml:space="preserve"> PAGEREF _Toc240711072 \h </w:instrText>
+              <w:instrText xml:space="preserve"> PAGEREF _Toc240801383 \h </w:instrText>
             </w:r>
             <w:r>
               <w:rPr>
@@ -204,7 +204,7 @@
                 <w:noProof/>
                 <w:webHidden/>
               </w:rPr>
-              <w:t>1</w:t>
+              <w:t>2</w:t>
             </w:r>
             <w:r>
               <w:rPr>
@@ -228,7 +228,7 @@
               <w:lang w:eastAsia="it-IT"/>
             </w:rPr>
           </w:pPr>
-          <w:hyperlink w:anchor="_Toc240711073" w:history="1">
+          <w:hyperlink w:anchor="_Toc240801384" w:history="1">
             <w:r>
               <w:rPr>
                 <w:rStyle w:val="Collegamentoipertestuale"/>
@@ -270,7 +270,7 @@
                 <w:noProof/>
                 <w:webHidden/>
               </w:rPr>
-              <w:instrText xml:space="preserve"> PAGEREF _Toc240711073 \h </w:instrText>
+              <w:instrText xml:space="preserve"> PAGEREF _Toc240801384 \h </w:instrText>
             </w:r>
             <w:r>
               <w:rPr>
@@ -313,7 +313,7 @@
               <w:lang w:eastAsia="it-IT"/>
             </w:rPr>
           </w:pPr>
-          <w:hyperlink w:anchor="_Toc240711074" w:history="1">
+          <w:hyperlink w:anchor="_Toc240801385" w:history="1">
             <w:r>
               <w:rPr>
                 <w:rStyle w:val="Collegamentoipertestuale"/>
@@ -340,7 +340,7 @@
                 <w:noProof/>
                 <w:webHidden/>
               </w:rPr>
-              <w:instrText xml:space="preserve"> PAGEREF _Toc240711074 \h </w:instrText>
+              <w:instrText xml:space="preserve"> PAGEREF _Toc240801385 \h </w:instrText>
             </w:r>
             <w:r>
               <w:rPr>
@@ -383,7 +383,7 @@
               <w:lang w:eastAsia="it-IT"/>
             </w:rPr>
           </w:pPr>
-          <w:hyperlink w:anchor="_Toc240711075" w:history="1">
+          <w:hyperlink w:anchor="_Toc240801386" w:history="1">
             <w:r>
               <w:rPr>
                 <w:rStyle w:val="Collegamentoipertestuale"/>
@@ -410,7 +410,7 @@
                 <w:noProof/>
                 <w:webHidden/>
               </w:rPr>
-              <w:instrText xml:space="preserve"> PAGEREF _Toc240711075 \h </w:instrText>
+              <w:instrText xml:space="preserve"> PAGEREF _Toc240801386 \h </w:instrText>
             </w:r>
             <w:r>
               <w:rPr>
@@ -430,7 +430,7 @@
                 <w:noProof/>
                 <w:webHidden/>
               </w:rPr>
-              <w:t>3</w:t>
+              <w:t>4</w:t>
             </w:r>
             <w:r>
               <w:rPr>
@@ -453,7 +453,7 @@
               <w:lang w:eastAsia="it-IT"/>
             </w:rPr>
           </w:pPr>
-          <w:hyperlink w:anchor="_Toc240711076" w:history="1">
+          <w:hyperlink w:anchor="_Toc240801387" w:history="1">
             <w:r>
               <w:rPr>
                 <w:rStyle w:val="Collegamentoipertestuale"/>
@@ -480,7 +480,7 @@
                 <w:noProof/>
                 <w:webHidden/>
               </w:rPr>
-              <w:instrText xml:space="preserve"> PAGEREF _Toc240711076 \h </w:instrText>
+              <w:instrText xml:space="preserve"> PAGEREF _Toc240801387 \h </w:instrText>
             </w:r>
             <w:r>
               <w:rPr>
@@ -500,7 +500,7 @@
                 <w:noProof/>
                 <w:webHidden/>
               </w:rPr>
-              <w:t>3</w:t>
+              <w:t>4</w:t>
             </w:r>
             <w:r>
               <w:rPr>
@@ -523,7 +523,7 @@
               <w:lang w:eastAsia="it-IT"/>
             </w:rPr>
           </w:pPr>
-          <w:hyperlink w:anchor="_Toc240711077" w:history="1">
+          <w:hyperlink w:anchor="_Toc240801388" w:history="1">
             <w:r>
               <w:rPr>
                 <w:rStyle w:val="Collegamentoipertestuale"/>
@@ -550,7 +550,7 @@
                 <w:noProof/>
                 <w:webHidden/>
               </w:rPr>
-              <w:instrText xml:space="preserve"> PAGEREF _Toc240711077 \h </w:instrText>
+              <w:instrText xml:space="preserve"> PAGEREF _Toc240801388 \h </w:instrText>
             </w:r>
             <w:r>
               <w:rPr>
@@ -570,7 +570,7 @@
                 <w:noProof/>
                 <w:webHidden/>
               </w:rPr>
-              <w:t>4</w:t>
+              <w:t>5</w:t>
             </w:r>
             <w:r>
               <w:rPr>
@@ -594,7 +594,7 @@
               <w:lang w:eastAsia="it-IT"/>
             </w:rPr>
           </w:pPr>
-          <w:hyperlink w:anchor="_Toc240711078" w:history="1">
+          <w:hyperlink w:anchor="_Toc240801389" w:history="1">
             <w:r>
               <w:rPr>
                 <w:rStyle w:val="Collegamentoipertestuale"/>
@@ -615,6 +615,1018 @@
                 <w:rStyle w:val="Collegamentoipertestuale"/>
                 <w:noProof/>
               </w:rPr>
+              <w:t>Come caricare i video</w:t>
+            </w:r>
+            <w:r>
+              <w:rPr>
+                <w:noProof/>
+                <w:webHidden/>
+              </w:rPr>
+              <w:tab/>
+            </w:r>
+            <w:r>
+              <w:rPr>
+                <w:noProof/>
+                <w:webHidden/>
+              </w:rPr>
+              <w:fldChar w:fldCharType="begin"/>
+            </w:r>
+            <w:r>
+              <w:rPr>
+                <w:noProof/>
+                <w:webHidden/>
+              </w:rPr>
+              <w:instrText xml:space="preserve"> PAGEREF _Toc240801389 \h </w:instrText>
+            </w:r>
+            <w:r>
+              <w:rPr>
+                <w:noProof/>
+                <w:webHidden/>
+              </w:rPr>
+            </w:r>
+            <w:r>
+              <w:rPr>
+                <w:noProof/>
+                <w:webHidden/>
+              </w:rPr>
+              <w:fldChar w:fldCharType="separate"/>
+            </w:r>
+            <w:r>
+              <w:rPr>
+                <w:noProof/>
+                <w:webHidden/>
+              </w:rPr>
+              <w:t>5</w:t>
+            </w:r>
+            <w:r>
+              <w:rPr>
+                <w:noProof/>
+                <w:webHidden/>
+              </w:rPr>
+              <w:fldChar w:fldCharType="end"/>
+            </w:r>
+          </w:hyperlink>
+        </w:p>
+        <w:p>
+          <w:pPr>
+            <w:pStyle w:val="Sommario2"/>
+            <w:tabs>
+              <w:tab w:val="right" w:leader="dot" w:pos="9628"/>
+            </w:tabs>
+            <w:rPr>
+              <w:rFonts w:eastAsiaTheme="minorEastAsia"/>
+              <w:noProof/>
+              <w:lang w:eastAsia="it-IT"/>
+            </w:rPr>
+          </w:pPr>
+          <w:hyperlink w:anchor="_Toc240801390" w:history="1">
+            <w:r>
+              <w:rPr>
+                <w:rStyle w:val="Collegamentoipertestuale"/>
+                <w:noProof/>
+              </w:rPr>
+              <w:t>Struttura della video-gallery</w:t>
+            </w:r>
+            <w:r>
+              <w:rPr>
+                <w:noProof/>
+                <w:webHidden/>
+              </w:rPr>
+              <w:tab/>
+            </w:r>
+            <w:r>
+              <w:rPr>
+                <w:noProof/>
+                <w:webHidden/>
+              </w:rPr>
+              <w:fldChar w:fldCharType="begin"/>
+            </w:r>
+            <w:r>
+              <w:rPr>
+                <w:noProof/>
+                <w:webHidden/>
+              </w:rPr>
+              <w:instrText xml:space="preserve"> PAGEREF _Toc240801390 \h </w:instrText>
+            </w:r>
+            <w:r>
+              <w:rPr>
+                <w:noProof/>
+                <w:webHidden/>
+              </w:rPr>
+            </w:r>
+            <w:r>
+              <w:rPr>
+                <w:noProof/>
+                <w:webHidden/>
+              </w:rPr>
+              <w:fldChar w:fldCharType="separate"/>
+            </w:r>
+            <w:r>
+              <w:rPr>
+                <w:noProof/>
+                <w:webHidden/>
+              </w:rPr>
+              <w:t>5</w:t>
+            </w:r>
+            <w:r>
+              <w:rPr>
+                <w:noProof/>
+                <w:webHidden/>
+              </w:rPr>
+              <w:fldChar w:fldCharType="end"/>
+            </w:r>
+          </w:hyperlink>
+        </w:p>
+        <w:p>
+          <w:pPr>
+            <w:pStyle w:val="Sommario2"/>
+            <w:tabs>
+              <w:tab w:val="right" w:leader="dot" w:pos="9628"/>
+            </w:tabs>
+            <w:rPr>
+              <w:rFonts w:eastAsiaTheme="minorEastAsia"/>
+              <w:noProof/>
+              <w:lang w:eastAsia="it-IT"/>
+            </w:rPr>
+          </w:pPr>
+          <w:hyperlink w:anchor="_Toc240801391" w:history="1">
+            <w:r>
+              <w:rPr>
+                <w:rStyle w:val="Collegamentoipertestuale"/>
+                <w:noProof/>
+              </w:rPr>
+              <w:t>Come trovare l'ID di un video YouTube</w:t>
+            </w:r>
+            <w:r>
+              <w:rPr>
+                <w:noProof/>
+                <w:webHidden/>
+              </w:rPr>
+              <w:tab/>
+            </w:r>
+            <w:r>
+              <w:rPr>
+                <w:noProof/>
+                <w:webHidden/>
+              </w:rPr>
+              <w:fldChar w:fldCharType="begin"/>
+            </w:r>
+            <w:r>
+              <w:rPr>
+                <w:noProof/>
+                <w:webHidden/>
+              </w:rPr>
+              <w:instrText xml:space="preserve"> PAGEREF _Toc240801391 \h </w:instrText>
+            </w:r>
+            <w:r>
+              <w:rPr>
+                <w:noProof/>
+                <w:webHidden/>
+              </w:rPr>
+            </w:r>
+            <w:r>
+              <w:rPr>
+                <w:noProof/>
+                <w:webHidden/>
+              </w:rPr>
+              <w:fldChar w:fldCharType="separate"/>
+            </w:r>
+            <w:r>
+              <w:rPr>
+                <w:noProof/>
+                <w:webHidden/>
+              </w:rPr>
+              <w:t>6</w:t>
+            </w:r>
+            <w:r>
+              <w:rPr>
+                <w:noProof/>
+                <w:webHidden/>
+              </w:rPr>
+              <w:fldChar w:fldCharType="end"/>
+            </w:r>
+          </w:hyperlink>
+        </w:p>
+        <w:p>
+          <w:pPr>
+            <w:pStyle w:val="Sommario2"/>
+            <w:tabs>
+              <w:tab w:val="right" w:leader="dot" w:pos="9628"/>
+            </w:tabs>
+            <w:rPr>
+              <w:rFonts w:eastAsiaTheme="minorEastAsia"/>
+              <w:noProof/>
+              <w:lang w:eastAsia="it-IT"/>
+            </w:rPr>
+          </w:pPr>
+          <w:hyperlink w:anchor="_Toc240801392" w:history="1">
+            <w:r>
+              <w:rPr>
+                <w:rStyle w:val="Collegamentoipertestuale"/>
+                <w:noProof/>
+              </w:rPr>
+              <w:t>Caricare un nuovo video</w:t>
+            </w:r>
+            <w:r>
+              <w:rPr>
+                <w:noProof/>
+                <w:webHidden/>
+              </w:rPr>
+              <w:tab/>
+            </w:r>
+            <w:r>
+              <w:rPr>
+                <w:noProof/>
+                <w:webHidden/>
+              </w:rPr>
+              <w:fldChar w:fldCharType="begin"/>
+            </w:r>
+            <w:r>
+              <w:rPr>
+                <w:noProof/>
+                <w:webHidden/>
+              </w:rPr>
+              <w:instrText xml:space="preserve"> PAGEREF _Toc240801392 \h </w:instrText>
+            </w:r>
+            <w:r>
+              <w:rPr>
+                <w:noProof/>
+                <w:webHidden/>
+              </w:rPr>
+            </w:r>
+            <w:r>
+              <w:rPr>
+                <w:noProof/>
+                <w:webHidden/>
+              </w:rPr>
+              <w:fldChar w:fldCharType="separate"/>
+            </w:r>
+            <w:r>
+              <w:rPr>
+                <w:noProof/>
+                <w:webHidden/>
+              </w:rPr>
+              <w:t>7</w:t>
+            </w:r>
+            <w:r>
+              <w:rPr>
+                <w:noProof/>
+                <w:webHidden/>
+              </w:rPr>
+              <w:fldChar w:fldCharType="end"/>
+            </w:r>
+          </w:hyperlink>
+        </w:p>
+        <w:p>
+          <w:pPr>
+            <w:pStyle w:val="Sommario2"/>
+            <w:tabs>
+              <w:tab w:val="right" w:leader="dot" w:pos="9628"/>
+            </w:tabs>
+            <w:rPr>
+              <w:rFonts w:eastAsiaTheme="minorEastAsia"/>
+              <w:noProof/>
+              <w:lang w:eastAsia="it-IT"/>
+            </w:rPr>
+          </w:pPr>
+          <w:hyperlink w:anchor="_Toc240801393" w:history="1">
+            <w:r>
+              <w:rPr>
+                <w:rStyle w:val="Collegamentoipertestuale"/>
+                <w:noProof/>
+              </w:rPr>
+              <w:t>Cancellare un video</w:t>
+            </w:r>
+            <w:r>
+              <w:rPr>
+                <w:noProof/>
+                <w:webHidden/>
+              </w:rPr>
+              <w:tab/>
+            </w:r>
+            <w:r>
+              <w:rPr>
+                <w:noProof/>
+                <w:webHidden/>
+              </w:rPr>
+              <w:fldChar w:fldCharType="begin"/>
+            </w:r>
+            <w:r>
+              <w:rPr>
+                <w:noProof/>
+                <w:webHidden/>
+              </w:rPr>
+              <w:instrText xml:space="preserve"> PAGEREF _Toc240801393 \h </w:instrText>
+            </w:r>
+            <w:r>
+              <w:rPr>
+                <w:noProof/>
+                <w:webHidden/>
+              </w:rPr>
+            </w:r>
+            <w:r>
+              <w:rPr>
+                <w:noProof/>
+                <w:webHidden/>
+              </w:rPr>
+              <w:fldChar w:fldCharType="separate"/>
+            </w:r>
+            <w:r>
+              <w:rPr>
+                <w:noProof/>
+                <w:webHidden/>
+              </w:rPr>
+              <w:t>7</w:t>
+            </w:r>
+            <w:r>
+              <w:rPr>
+                <w:noProof/>
+                <w:webHidden/>
+              </w:rPr>
+              <w:fldChar w:fldCharType="end"/>
+            </w:r>
+          </w:hyperlink>
+        </w:p>
+        <w:p>
+          <w:pPr>
+            <w:pStyle w:val="Sommario2"/>
+            <w:tabs>
+              <w:tab w:val="right" w:leader="dot" w:pos="9628"/>
+            </w:tabs>
+            <w:rPr>
+              <w:rFonts w:eastAsiaTheme="minorEastAsia"/>
+              <w:noProof/>
+              <w:lang w:eastAsia="it-IT"/>
+            </w:rPr>
+          </w:pPr>
+          <w:hyperlink w:anchor="_Toc240801394" w:history="1">
+            <w:r>
+              <w:rPr>
+                <w:rStyle w:val="Collegamentoipertestuale"/>
+                <w:noProof/>
+              </w:rPr>
+              <w:t>Sostituire un video</w:t>
+            </w:r>
+            <w:r>
+              <w:rPr>
+                <w:noProof/>
+                <w:webHidden/>
+              </w:rPr>
+              <w:tab/>
+            </w:r>
+            <w:r>
+              <w:rPr>
+                <w:noProof/>
+                <w:webHidden/>
+              </w:rPr>
+              <w:fldChar w:fldCharType="begin"/>
+            </w:r>
+            <w:r>
+              <w:rPr>
+                <w:noProof/>
+                <w:webHidden/>
+              </w:rPr>
+              <w:instrText xml:space="preserve"> PAGEREF _Toc240801394 \h </w:instrText>
+            </w:r>
+            <w:r>
+              <w:rPr>
+                <w:noProof/>
+                <w:webHidden/>
+              </w:rPr>
+            </w:r>
+            <w:r>
+              <w:rPr>
+                <w:noProof/>
+                <w:webHidden/>
+              </w:rPr>
+              <w:fldChar w:fldCharType="separate"/>
+            </w:r>
+            <w:r>
+              <w:rPr>
+                <w:noProof/>
+                <w:webHidden/>
+              </w:rPr>
+              <w:t>8</w:t>
+            </w:r>
+            <w:r>
+              <w:rPr>
+                <w:noProof/>
+                <w:webHidden/>
+              </w:rPr>
+              <w:fldChar w:fldCharType="end"/>
+            </w:r>
+          </w:hyperlink>
+        </w:p>
+        <w:p>
+          <w:pPr>
+            <w:pStyle w:val="Sommario1"/>
+            <w:tabs>
+              <w:tab w:val="left" w:pos="480"/>
+              <w:tab w:val="right" w:leader="dot" w:pos="9628"/>
+            </w:tabs>
+            <w:rPr>
+              <w:rFonts w:eastAsiaTheme="minorEastAsia"/>
+              <w:noProof/>
+              <w:lang w:eastAsia="it-IT"/>
+            </w:rPr>
+          </w:pPr>
+          <w:hyperlink w:anchor="_Toc240801395" w:history="1">
+            <w:r>
+              <w:rPr>
+                <w:rStyle w:val="Collegamentoipertestuale"/>
+                <w:noProof/>
+              </w:rPr>
+              <w:t>5.</w:t>
+            </w:r>
+            <w:r>
+              <w:rPr>
+                <w:rFonts w:eastAsiaTheme="minorEastAsia"/>
+                <w:noProof/>
+                <w:lang w:eastAsia="it-IT"/>
+              </w:rPr>
+              <w:tab/>
+            </w:r>
+            <w:r>
+              <w:rPr>
+                <w:rStyle w:val="Collegamentoipertestuale"/>
+                <w:noProof/>
+              </w:rPr>
+              <w:t>Caricamento massivo delle foto nelle gallery</w:t>
+            </w:r>
+            <w:r>
+              <w:rPr>
+                <w:noProof/>
+                <w:webHidden/>
+              </w:rPr>
+              <w:tab/>
+            </w:r>
+            <w:r>
+              <w:rPr>
+                <w:noProof/>
+                <w:webHidden/>
+              </w:rPr>
+              <w:fldChar w:fldCharType="begin"/>
+            </w:r>
+            <w:r>
+              <w:rPr>
+                <w:noProof/>
+                <w:webHidden/>
+              </w:rPr>
+              <w:instrText xml:space="preserve"> PAGEREF _Toc240801395 \h </w:instrText>
+            </w:r>
+            <w:r>
+              <w:rPr>
+                <w:noProof/>
+                <w:webHidden/>
+              </w:rPr>
+            </w:r>
+            <w:r>
+              <w:rPr>
+                <w:noProof/>
+                <w:webHidden/>
+              </w:rPr>
+              <w:fldChar w:fldCharType="separate"/>
+            </w:r>
+            <w:r>
+              <w:rPr>
+                <w:noProof/>
+                <w:webHidden/>
+              </w:rPr>
+              <w:t>9</w:t>
+            </w:r>
+            <w:r>
+              <w:rPr>
+                <w:noProof/>
+                <w:webHidden/>
+              </w:rPr>
+              <w:fldChar w:fldCharType="end"/>
+            </w:r>
+          </w:hyperlink>
+        </w:p>
+        <w:p>
+          <w:pPr>
+            <w:pStyle w:val="Sommario2"/>
+            <w:tabs>
+              <w:tab w:val="right" w:leader="dot" w:pos="9628"/>
+            </w:tabs>
+            <w:rPr>
+              <w:rFonts w:eastAsiaTheme="minorEastAsia"/>
+              <w:noProof/>
+              <w:lang w:eastAsia="it-IT"/>
+            </w:rPr>
+          </w:pPr>
+          <w:hyperlink w:anchor="_Toc240801396" w:history="1">
+            <w:r>
+              <w:rPr>
+                <w:rStyle w:val="Collegamentoipertestuale"/>
+                <w:noProof/>
+              </w:rPr>
+              <w:t>Inserire nuove fotografie</w:t>
+            </w:r>
+            <w:r>
+              <w:rPr>
+                <w:noProof/>
+                <w:webHidden/>
+              </w:rPr>
+              <w:tab/>
+            </w:r>
+            <w:r>
+              <w:rPr>
+                <w:noProof/>
+                <w:webHidden/>
+              </w:rPr>
+              <w:fldChar w:fldCharType="begin"/>
+            </w:r>
+            <w:r>
+              <w:rPr>
+                <w:noProof/>
+                <w:webHidden/>
+              </w:rPr>
+              <w:instrText xml:space="preserve"> PAGEREF _Toc240801396 \h </w:instrText>
+            </w:r>
+            <w:r>
+              <w:rPr>
+                <w:noProof/>
+                <w:webHidden/>
+              </w:rPr>
+            </w:r>
+            <w:r>
+              <w:rPr>
+                <w:noProof/>
+                <w:webHidden/>
+              </w:rPr>
+              <w:fldChar w:fldCharType="separate"/>
+            </w:r>
+            <w:r>
+              <w:rPr>
+                <w:noProof/>
+                <w:webHidden/>
+              </w:rPr>
+              <w:t>9</w:t>
+            </w:r>
+            <w:r>
+              <w:rPr>
+                <w:noProof/>
+                <w:webHidden/>
+              </w:rPr>
+              <w:fldChar w:fldCharType="end"/>
+            </w:r>
+          </w:hyperlink>
+        </w:p>
+        <w:p>
+          <w:pPr>
+            <w:pStyle w:val="Sommario2"/>
+            <w:tabs>
+              <w:tab w:val="right" w:leader="dot" w:pos="9628"/>
+            </w:tabs>
+            <w:rPr>
+              <w:rFonts w:eastAsiaTheme="minorEastAsia"/>
+              <w:noProof/>
+              <w:lang w:eastAsia="it-IT"/>
+            </w:rPr>
+          </w:pPr>
+          <w:hyperlink w:anchor="_Toc240801397" w:history="1">
+            <w:r>
+              <w:rPr>
+                <w:rStyle w:val="Collegamentoipertestuale"/>
+                <w:noProof/>
+              </w:rPr>
+              <w:t>Ordine delle fotografie</w:t>
+            </w:r>
+            <w:r>
+              <w:rPr>
+                <w:noProof/>
+                <w:webHidden/>
+              </w:rPr>
+              <w:tab/>
+            </w:r>
+            <w:r>
+              <w:rPr>
+                <w:noProof/>
+                <w:webHidden/>
+              </w:rPr>
+              <w:fldChar w:fldCharType="begin"/>
+            </w:r>
+            <w:r>
+              <w:rPr>
+                <w:noProof/>
+                <w:webHidden/>
+              </w:rPr>
+              <w:instrText xml:space="preserve"> PAGEREF _Toc240801397 \h </w:instrText>
+            </w:r>
+            <w:r>
+              <w:rPr>
+                <w:noProof/>
+                <w:webHidden/>
+              </w:rPr>
+            </w:r>
+            <w:r>
+              <w:rPr>
+                <w:noProof/>
+                <w:webHidden/>
+              </w:rPr>
+              <w:fldChar w:fldCharType="separate"/>
+            </w:r>
+            <w:r>
+              <w:rPr>
+                <w:noProof/>
+                <w:webHidden/>
+              </w:rPr>
+              <w:t>9</w:t>
+            </w:r>
+            <w:r>
+              <w:rPr>
+                <w:noProof/>
+                <w:webHidden/>
+              </w:rPr>
+              <w:fldChar w:fldCharType="end"/>
+            </w:r>
+          </w:hyperlink>
+        </w:p>
+        <w:p>
+          <w:pPr>
+            <w:pStyle w:val="Sommario2"/>
+            <w:tabs>
+              <w:tab w:val="right" w:leader="dot" w:pos="9628"/>
+            </w:tabs>
+            <w:rPr>
+              <w:rFonts w:eastAsiaTheme="minorEastAsia"/>
+              <w:noProof/>
+              <w:lang w:eastAsia="it-IT"/>
+            </w:rPr>
+          </w:pPr>
+          <w:hyperlink w:anchor="_Toc240801398" w:history="1">
+            <w:r>
+              <w:rPr>
+                <w:rStyle w:val="Collegamentoipertestuale"/>
+                <w:noProof/>
+              </w:rPr>
+              <w:t>Eliminare fotografie</w:t>
+            </w:r>
+            <w:r>
+              <w:rPr>
+                <w:noProof/>
+                <w:webHidden/>
+              </w:rPr>
+              <w:tab/>
+            </w:r>
+            <w:r>
+              <w:rPr>
+                <w:noProof/>
+                <w:webHidden/>
+              </w:rPr>
+              <w:fldChar w:fldCharType="begin"/>
+            </w:r>
+            <w:r>
+              <w:rPr>
+                <w:noProof/>
+                <w:webHidden/>
+              </w:rPr>
+              <w:instrText xml:space="preserve"> PAGEREF _Toc240801398 \h </w:instrText>
+            </w:r>
+            <w:r>
+              <w:rPr>
+                <w:noProof/>
+                <w:webHidden/>
+              </w:rPr>
+            </w:r>
+            <w:r>
+              <w:rPr>
+                <w:noProof/>
+                <w:webHidden/>
+              </w:rPr>
+              <w:fldChar w:fldCharType="separate"/>
+            </w:r>
+            <w:r>
+              <w:rPr>
+                <w:noProof/>
+                <w:webHidden/>
+              </w:rPr>
+              <w:t>10</w:t>
+            </w:r>
+            <w:r>
+              <w:rPr>
+                <w:noProof/>
+                <w:webHidden/>
+              </w:rPr>
+              <w:fldChar w:fldCharType="end"/>
+            </w:r>
+          </w:hyperlink>
+        </w:p>
+        <w:p>
+          <w:pPr>
+            <w:pStyle w:val="Sommario2"/>
+            <w:tabs>
+              <w:tab w:val="right" w:leader="dot" w:pos="9628"/>
+            </w:tabs>
+            <w:rPr>
+              <w:rFonts w:eastAsiaTheme="minorEastAsia"/>
+              <w:noProof/>
+              <w:lang w:eastAsia="it-IT"/>
+            </w:rPr>
+          </w:pPr>
+          <w:hyperlink w:anchor="_Toc240801399" w:history="1">
+            <w:r>
+              <w:rPr>
+                <w:rStyle w:val="Collegamentoipertestuale"/>
+                <w:noProof/>
+              </w:rPr>
+              <w:t>Aggiornare automaticamente la gallery</w:t>
+            </w:r>
+            <w:r>
+              <w:rPr>
+                <w:noProof/>
+                <w:webHidden/>
+              </w:rPr>
+              <w:tab/>
+            </w:r>
+            <w:r>
+              <w:rPr>
+                <w:noProof/>
+                <w:webHidden/>
+              </w:rPr>
+              <w:fldChar w:fldCharType="begin"/>
+            </w:r>
+            <w:r>
+              <w:rPr>
+                <w:noProof/>
+                <w:webHidden/>
+              </w:rPr>
+              <w:instrText xml:space="preserve"> PAGEREF _Toc240801399 \h </w:instrText>
+            </w:r>
+            <w:r>
+              <w:rPr>
+                <w:noProof/>
+                <w:webHidden/>
+              </w:rPr>
+            </w:r>
+            <w:r>
+              <w:rPr>
+                <w:noProof/>
+                <w:webHidden/>
+              </w:rPr>
+              <w:fldChar w:fldCharType="separate"/>
+            </w:r>
+            <w:r>
+              <w:rPr>
+                <w:noProof/>
+                <w:webHidden/>
+              </w:rPr>
+              <w:t>10</w:t>
+            </w:r>
+            <w:r>
+              <w:rPr>
+                <w:noProof/>
+                <w:webHidden/>
+              </w:rPr>
+              <w:fldChar w:fldCharType="end"/>
+            </w:r>
+          </w:hyperlink>
+        </w:p>
+        <w:p>
+          <w:pPr>
+            <w:pStyle w:val="Sommario2"/>
+            <w:tabs>
+              <w:tab w:val="right" w:leader="dot" w:pos="9628"/>
+            </w:tabs>
+            <w:rPr>
+              <w:rFonts w:eastAsiaTheme="minorEastAsia"/>
+              <w:noProof/>
+              <w:lang w:eastAsia="it-IT"/>
+            </w:rPr>
+          </w:pPr>
+          <w:hyperlink w:anchor="_Toc240801400" w:history="1">
+            <w:r>
+              <w:rPr>
+                <w:rStyle w:val="Collegamentoipertestuale"/>
+                <w:noProof/>
+              </w:rPr>
+              <w:t>Informazioni già inserite nelle fotografie</w:t>
+            </w:r>
+            <w:r>
+              <w:rPr>
+                <w:noProof/>
+                <w:webHidden/>
+              </w:rPr>
+              <w:tab/>
+            </w:r>
+            <w:r>
+              <w:rPr>
+                <w:noProof/>
+                <w:webHidden/>
+              </w:rPr>
+              <w:fldChar w:fldCharType="begin"/>
+            </w:r>
+            <w:r>
+              <w:rPr>
+                <w:noProof/>
+                <w:webHidden/>
+              </w:rPr>
+              <w:instrText xml:space="preserve"> PAGEREF _Toc240801400 \h </w:instrText>
+            </w:r>
+            <w:r>
+              <w:rPr>
+                <w:noProof/>
+                <w:webHidden/>
+              </w:rPr>
+            </w:r>
+            <w:r>
+              <w:rPr>
+                <w:noProof/>
+                <w:webHidden/>
+              </w:rPr>
+              <w:fldChar w:fldCharType="separate"/>
+            </w:r>
+            <w:r>
+              <w:rPr>
+                <w:noProof/>
+                <w:webHidden/>
+              </w:rPr>
+              <w:t>11</w:t>
+            </w:r>
+            <w:r>
+              <w:rPr>
+                <w:noProof/>
+                <w:webHidden/>
+              </w:rPr>
+              <w:fldChar w:fldCharType="end"/>
+            </w:r>
+          </w:hyperlink>
+        </w:p>
+        <w:p>
+          <w:pPr>
+            <w:pStyle w:val="Sommario2"/>
+            <w:tabs>
+              <w:tab w:val="right" w:leader="dot" w:pos="9628"/>
+            </w:tabs>
+            <w:rPr>
+              <w:rFonts w:eastAsiaTheme="minorEastAsia"/>
+              <w:noProof/>
+              <w:lang w:eastAsia="it-IT"/>
+            </w:rPr>
+          </w:pPr>
+          <w:hyperlink w:anchor="_Toc240801401" w:history="1">
+            <w:r>
+              <w:rPr>
+                <w:rStyle w:val="Collegamentoipertestuale"/>
+                <w:noProof/>
+              </w:rPr>
+              <w:t>Salvare e pubblicare le modifiche</w:t>
+            </w:r>
+            <w:r>
+              <w:rPr>
+                <w:noProof/>
+                <w:webHidden/>
+              </w:rPr>
+              <w:tab/>
+            </w:r>
+            <w:r>
+              <w:rPr>
+                <w:noProof/>
+                <w:webHidden/>
+              </w:rPr>
+              <w:fldChar w:fldCharType="begin"/>
+            </w:r>
+            <w:r>
+              <w:rPr>
+                <w:noProof/>
+                <w:webHidden/>
+              </w:rPr>
+              <w:instrText xml:space="preserve"> PAGEREF _Toc240801401 \h </w:instrText>
+            </w:r>
+            <w:r>
+              <w:rPr>
+                <w:noProof/>
+                <w:webHidden/>
+              </w:rPr>
+            </w:r>
+            <w:r>
+              <w:rPr>
+                <w:noProof/>
+                <w:webHidden/>
+              </w:rPr>
+              <w:fldChar w:fldCharType="separate"/>
+            </w:r>
+            <w:r>
+              <w:rPr>
+                <w:noProof/>
+                <w:webHidden/>
+              </w:rPr>
+              <w:t>11</w:t>
+            </w:r>
+            <w:r>
+              <w:rPr>
+                <w:noProof/>
+                <w:webHidden/>
+              </w:rPr>
+              <w:fldChar w:fldCharType="end"/>
+            </w:r>
+          </w:hyperlink>
+        </w:p>
+        <w:p>
+          <w:pPr>
+            <w:pStyle w:val="Sommario2"/>
+            <w:tabs>
+              <w:tab w:val="right" w:leader="dot" w:pos="9628"/>
+            </w:tabs>
+            <w:rPr>
+              <w:rFonts w:eastAsiaTheme="minorEastAsia"/>
+              <w:noProof/>
+              <w:lang w:eastAsia="it-IT"/>
+            </w:rPr>
+          </w:pPr>
+          <w:hyperlink w:anchor="_Toc240801402" w:history="1">
+            <w:r>
+              <w:rPr>
+                <w:rStyle w:val="Collegamentoipertestuale"/>
+                <w:noProof/>
+              </w:rPr>
+              <w:t>Procedura riassuntiva</w:t>
+            </w:r>
+            <w:r>
+              <w:rPr>
+                <w:noProof/>
+                <w:webHidden/>
+              </w:rPr>
+              <w:tab/>
+            </w:r>
+            <w:r>
+              <w:rPr>
+                <w:noProof/>
+                <w:webHidden/>
+              </w:rPr>
+              <w:fldChar w:fldCharType="begin"/>
+            </w:r>
+            <w:r>
+              <w:rPr>
+                <w:noProof/>
+                <w:webHidden/>
+              </w:rPr>
+              <w:instrText xml:space="preserve"> PAGEREF _Toc240801402 \h </w:instrText>
+            </w:r>
+            <w:r>
+              <w:rPr>
+                <w:noProof/>
+                <w:webHidden/>
+              </w:rPr>
+            </w:r>
+            <w:r>
+              <w:rPr>
+                <w:noProof/>
+                <w:webHidden/>
+              </w:rPr>
+              <w:fldChar w:fldCharType="separate"/>
+            </w:r>
+            <w:r>
+              <w:rPr>
+                <w:noProof/>
+                <w:webHidden/>
+              </w:rPr>
+              <w:t>11</w:t>
+            </w:r>
+            <w:r>
+              <w:rPr>
+                <w:noProof/>
+                <w:webHidden/>
+              </w:rPr>
+              <w:fldChar w:fldCharType="end"/>
+            </w:r>
+          </w:hyperlink>
+        </w:p>
+        <w:p>
+          <w:pPr>
+            <w:pStyle w:val="Sommario1"/>
+            <w:tabs>
+              <w:tab w:val="left" w:pos="480"/>
+              <w:tab w:val="right" w:leader="dot" w:pos="9628"/>
+            </w:tabs>
+            <w:rPr>
+              <w:rFonts w:eastAsiaTheme="minorEastAsia"/>
+              <w:noProof/>
+              <w:lang w:eastAsia="it-IT"/>
+            </w:rPr>
+          </w:pPr>
+          <w:hyperlink w:anchor="_Toc240801403" w:history="1">
+            <w:r>
+              <w:rPr>
+                <w:rStyle w:val="Collegamentoipertestuale"/>
+                <w:noProof/>
+              </w:rPr>
+              <w:t>6.</w:t>
+            </w:r>
+            <w:r>
+              <w:rPr>
+                <w:rFonts w:eastAsiaTheme="minorEastAsia"/>
+                <w:noProof/>
+                <w:lang w:eastAsia="it-IT"/>
+              </w:rPr>
+              <w:tab/>
+            </w:r>
+            <w:r>
+              <w:rPr>
+                <w:rStyle w:val="Collegamentoipertestuale"/>
+                <w:noProof/>
+              </w:rPr>
               <w:t>In caso di errore</w:t>
             </w:r>
             <w:r>
@@ -636,7 +1648,7 @@
                 <w:noProof/>
                 <w:webHidden/>
               </w:rPr>
-              <w:instrText xml:space="preserve"> PAGEREF _Toc240711078 \h </w:instrText>
+              <w:instrText xml:space="preserve"> PAGEREF _Toc240801403 \h </w:instrText>
             </w:r>
             <w:r>
               <w:rPr>
@@ -656,7 +1668,7 @@
                 <w:noProof/>
                 <w:webHidden/>
               </w:rPr>
-              <w:t>5</w:t>
+              <w:t>12</w:t>
             </w:r>
             <w:r>
               <w:rPr>
@@ -696,7 +1708,7 @@
           <w:numId w:val="1"/>
         </w:numPr>
       </w:pPr>
-      <w:bookmarkStart w:id="0" w:name="_Toc240711071"/>
+      <w:bookmarkStart w:id="0" w:name="_Toc240801382"/>
       <w:r>
         <w:t>Primi passi</w:t>
       </w:r>
@@ -765,6 +1777,7 @@
         <w:pStyle w:val="Paragrafoelenco"/>
       </w:pPr>
       <w:r>
+        <w:lastRenderedPageBreak/>
         <w:t>Si apre il terminale</w:t>
       </w:r>
       <w:r>
@@ -800,7 +1813,7 @@
           <w:numId w:val="1"/>
         </w:numPr>
       </w:pPr>
-      <w:bookmarkStart w:id="1" w:name="_Toc240711072"/>
+      <w:bookmarkStart w:id="1" w:name="_Toc240801383"/>
       <w:r>
         <w:t>Come salvare le modifiche</w:t>
       </w:r>
@@ -1070,7 +2083,7 @@
           <w:numId w:val="1"/>
         </w:numPr>
       </w:pPr>
-      <w:bookmarkStart w:id="2" w:name="_Toc240711073"/>
+      <w:bookmarkStart w:id="2" w:name="_Toc240801384"/>
       <w:r>
         <w:t xml:space="preserve">Caricare foto sulle </w:t>
       </w:r>
@@ -1110,7 +2123,7 @@
       <w:pPr>
         <w:pStyle w:val="Titolo2"/>
       </w:pPr>
-      <w:bookmarkStart w:id="3" w:name="_Toc240711074"/>
+      <w:bookmarkStart w:id="3" w:name="_Toc240801385"/>
       <w:r>
         <w:t xml:space="preserve">Individuazione e struttura della </w:t>
       </w:r>
@@ -1356,152 +2369,152 @@
     </w:p>
     <w:p>
       <w:r>
+        <w:t xml:space="preserve">  </w:t>
+      </w:r>
+      <w:proofErr w:type="spellStart"/>
+      <w:r>
+        <w:t>title</w:t>
+      </w:r>
+      <w:proofErr w:type="spellEnd"/>
+      <w:r>
+        <w:t xml:space="preserve">: </w:t>
+      </w:r>
+    </w:p>
+    <w:p>
+      <w:r>
+        <w:t xml:space="preserve">  </w:t>
+      </w:r>
+      <w:proofErr w:type="spellStart"/>
+      <w:r>
+        <w:t>description</w:t>
+      </w:r>
+      <w:proofErr w:type="spellEnd"/>
+      <w:r>
+        <w:t xml:space="preserve">: </w:t>
+      </w:r>
+    </w:p>
+    <w:p>
+      <w:r>
+        <w:t xml:space="preserve">  link: </w:t>
+      </w:r>
+    </w:p>
+    <w:p>
+      <w:r>
+        <w:t xml:space="preserve">  </w:t>
+      </w:r>
+      <w:proofErr w:type="spellStart"/>
+      <w:r>
+        <w:t>link_text</w:t>
+      </w:r>
+      <w:proofErr w:type="spellEnd"/>
+      <w:r>
+        <w:t xml:space="preserve">: </w:t>
+      </w:r>
+    </w:p>
+    <w:p/>
+    <w:p>
+      <w:r>
+        <w:t>- image: /images/unica/accessori/3.jpg</w:t>
+      </w:r>
+    </w:p>
+    <w:p>
+      <w:r>
+        <w:t xml:space="preserve">  </w:t>
+      </w:r>
+      <w:proofErr w:type="spellStart"/>
+      <w:r>
+        <w:t>title</w:t>
+      </w:r>
+      <w:proofErr w:type="spellEnd"/>
+      <w:r>
+        <w:t xml:space="preserve">: </w:t>
+      </w:r>
+    </w:p>
+    <w:p>
+      <w:r>
+        <w:t xml:space="preserve">  </w:t>
+      </w:r>
+      <w:proofErr w:type="spellStart"/>
+      <w:r>
+        <w:t>description</w:t>
+      </w:r>
+      <w:proofErr w:type="spellEnd"/>
+      <w:r>
+        <w:t xml:space="preserve">: </w:t>
+      </w:r>
+    </w:p>
+    <w:p>
+      <w:r>
+        <w:t xml:space="preserve">  link: </w:t>
+      </w:r>
+    </w:p>
+    <w:p>
+      <w:r>
+        <w:t xml:space="preserve">  </w:t>
+      </w:r>
+      <w:proofErr w:type="spellStart"/>
+      <w:r>
+        <w:t>link_text</w:t>
+      </w:r>
+      <w:proofErr w:type="spellEnd"/>
+      <w:r>
+        <w:t xml:space="preserve">: </w:t>
+      </w:r>
+    </w:p>
+    <w:p/>
+    <w:p>
+      <w:r>
+        <w:t>- image: /images/unica/accessori/4.jpg</w:t>
+      </w:r>
+    </w:p>
+    <w:p>
+      <w:r>
+        <w:t xml:space="preserve">  </w:t>
+      </w:r>
+      <w:proofErr w:type="spellStart"/>
+      <w:r>
+        <w:t>title</w:t>
+      </w:r>
+      <w:proofErr w:type="spellEnd"/>
+      <w:r>
+        <w:t xml:space="preserve">: </w:t>
+      </w:r>
+    </w:p>
+    <w:p>
+      <w:r>
+        <w:t xml:space="preserve">  </w:t>
+      </w:r>
+      <w:proofErr w:type="spellStart"/>
+      <w:r>
+        <w:t>description</w:t>
+      </w:r>
+      <w:proofErr w:type="spellEnd"/>
+      <w:r>
+        <w:t xml:space="preserve">: </w:t>
+      </w:r>
+    </w:p>
+    <w:p>
+      <w:r>
+        <w:t xml:space="preserve">  link: </w:t>
+      </w:r>
+    </w:p>
+    <w:p>
+      <w:r>
+        <w:t xml:space="preserve">  </w:t>
+      </w:r>
+      <w:proofErr w:type="spellStart"/>
+      <w:r>
+        <w:t>link_text</w:t>
+      </w:r>
+      <w:proofErr w:type="spellEnd"/>
+      <w:r>
+        <w:t xml:space="preserve">: </w:t>
+      </w:r>
+    </w:p>
+    <w:p/>
+    <w:p>
+      <w:r>
         <w:lastRenderedPageBreak/>
-        <w:t xml:space="preserve">  </w:t>
-      </w:r>
-      <w:proofErr w:type="spellStart"/>
-      <w:r>
-        <w:t>title</w:t>
-      </w:r>
-      <w:proofErr w:type="spellEnd"/>
-      <w:r>
-        <w:t xml:space="preserve">: </w:t>
-      </w:r>
-    </w:p>
-    <w:p>
-      <w:r>
-        <w:t xml:space="preserve">  </w:t>
-      </w:r>
-      <w:proofErr w:type="spellStart"/>
-      <w:r>
-        <w:t>description</w:t>
-      </w:r>
-      <w:proofErr w:type="spellEnd"/>
-      <w:r>
-        <w:t xml:space="preserve">: </w:t>
-      </w:r>
-    </w:p>
-    <w:p>
-      <w:r>
-        <w:t xml:space="preserve">  link: </w:t>
-      </w:r>
-    </w:p>
-    <w:p>
-      <w:r>
-        <w:t xml:space="preserve">  </w:t>
-      </w:r>
-      <w:proofErr w:type="spellStart"/>
-      <w:r>
-        <w:t>link_text</w:t>
-      </w:r>
-      <w:proofErr w:type="spellEnd"/>
-      <w:r>
-        <w:t xml:space="preserve">: </w:t>
-      </w:r>
-    </w:p>
-    <w:p/>
-    <w:p>
-      <w:r>
-        <w:t>- image: /images/unica/accessori/3.jpg</w:t>
-      </w:r>
-    </w:p>
-    <w:p>
-      <w:r>
-        <w:t xml:space="preserve">  </w:t>
-      </w:r>
-      <w:proofErr w:type="spellStart"/>
-      <w:r>
-        <w:t>title</w:t>
-      </w:r>
-      <w:proofErr w:type="spellEnd"/>
-      <w:r>
-        <w:t xml:space="preserve">: </w:t>
-      </w:r>
-    </w:p>
-    <w:p>
-      <w:r>
-        <w:t xml:space="preserve">  </w:t>
-      </w:r>
-      <w:proofErr w:type="spellStart"/>
-      <w:r>
-        <w:t>description</w:t>
-      </w:r>
-      <w:proofErr w:type="spellEnd"/>
-      <w:r>
-        <w:t xml:space="preserve">: </w:t>
-      </w:r>
-    </w:p>
-    <w:p>
-      <w:r>
-        <w:t xml:space="preserve">  link: </w:t>
-      </w:r>
-    </w:p>
-    <w:p>
-      <w:r>
-        <w:t xml:space="preserve">  </w:t>
-      </w:r>
-      <w:proofErr w:type="spellStart"/>
-      <w:r>
-        <w:t>link_text</w:t>
-      </w:r>
-      <w:proofErr w:type="spellEnd"/>
-      <w:r>
-        <w:t xml:space="preserve">: </w:t>
-      </w:r>
-    </w:p>
-    <w:p/>
-    <w:p>
-      <w:r>
-        <w:t>- image: /images/unica/accessori/4.jpg</w:t>
-      </w:r>
-    </w:p>
-    <w:p>
-      <w:r>
-        <w:t xml:space="preserve">  </w:t>
-      </w:r>
-      <w:proofErr w:type="spellStart"/>
-      <w:r>
-        <w:t>title</w:t>
-      </w:r>
-      <w:proofErr w:type="spellEnd"/>
-      <w:r>
-        <w:t xml:space="preserve">: </w:t>
-      </w:r>
-    </w:p>
-    <w:p>
-      <w:r>
-        <w:t xml:space="preserve">  </w:t>
-      </w:r>
-      <w:proofErr w:type="spellStart"/>
-      <w:r>
-        <w:t>description</w:t>
-      </w:r>
-      <w:proofErr w:type="spellEnd"/>
-      <w:r>
-        <w:t xml:space="preserve">: </w:t>
-      </w:r>
-    </w:p>
-    <w:p>
-      <w:r>
-        <w:t xml:space="preserve">  link: </w:t>
-      </w:r>
-    </w:p>
-    <w:p>
-      <w:r>
-        <w:t xml:space="preserve">  </w:t>
-      </w:r>
-      <w:proofErr w:type="spellStart"/>
-      <w:r>
-        <w:t>link_text</w:t>
-      </w:r>
-      <w:proofErr w:type="spellEnd"/>
-      <w:r>
-        <w:t xml:space="preserve">: </w:t>
-      </w:r>
-    </w:p>
-    <w:p/>
-    <w:p>
-      <w:r>
         <w:t>Ogni blocco rappresenta una foto.</w:t>
       </w:r>
       <w:r>
@@ -1544,7 +2557,7 @@
       <w:pPr>
         <w:pStyle w:val="Titolo2"/>
       </w:pPr>
-      <w:bookmarkStart w:id="4" w:name="_Toc240711075"/>
+      <w:bookmarkStart w:id="4" w:name="_Toc240801386"/>
       <w:r>
         <w:t>Cancellare una foto</w:t>
       </w:r>
@@ -1559,7 +2572,7 @@
       <w:pPr>
         <w:pStyle w:val="Titolo2"/>
       </w:pPr>
-      <w:bookmarkStart w:id="5" w:name="_Toc240711076"/>
+      <w:bookmarkStart w:id="5" w:name="_Toc240801387"/>
       <w:r>
         <w:t>Caricare una nuova foto</w:t>
       </w:r>
@@ -1631,7 +2644,6 @@
         <w:ind w:left="708"/>
       </w:pPr>
       <w:r>
-        <w:lastRenderedPageBreak/>
         <w:t xml:space="preserve">  </w:t>
       </w:r>
       <w:proofErr w:type="spellStart"/>
@@ -1805,8 +2817,9 @@
       <w:pPr>
         <w:pStyle w:val="Titolo2"/>
       </w:pPr>
-      <w:bookmarkStart w:id="6" w:name="_Toc240711077"/>
-      <w:r>
+      <w:bookmarkStart w:id="6" w:name="_Toc240801388"/>
+      <w:r>
+        <w:lastRenderedPageBreak/>
         <w:t>Sostituire una foto</w:t>
       </w:r>
       <w:r>
@@ -1939,7 +2952,6 @@
     </w:p>
     <w:p>
       <w:r>
-        <w:lastRenderedPageBreak/>
         <w:t>Si nomina la</w:t>
       </w:r>
       <w:r>
@@ -1976,10 +2988,11 @@
           <w:numId w:val="1"/>
         </w:numPr>
       </w:pPr>
-      <w:bookmarkStart w:id="7" w:name="_Toc240711078"/>
+      <w:bookmarkStart w:id="7" w:name="_Toc240801389"/>
       <w:r>
         <w:t>Come caricare i video</w:t>
       </w:r>
+      <w:bookmarkEnd w:id="7"/>
     </w:p>
     <w:p>
       <w:r>
@@ -1999,6 +3012,956 @@
     <w:p>
       <w:r>
         <w:t>Questo significa che, prima di aggiungere un nuovo video, il video deve essere già stato caricato su YouTube.</w:t>
+      </w:r>
+    </w:p>
+    <w:p>
+      <w:pPr>
+        <w:pStyle w:val="Titolo2"/>
+      </w:pPr>
+      <w:bookmarkStart w:id="8" w:name="_Toc240801390"/>
+      <w:r>
+        <w:t>Struttura della video-</w:t>
+      </w:r>
+      <w:proofErr w:type="spellStart"/>
+      <w:r>
+        <w:t>gallery</w:t>
+      </w:r>
+      <w:bookmarkEnd w:id="8"/>
+      <w:proofErr w:type="spellEnd"/>
+    </w:p>
+    <w:p>
+      <w:r>
+        <w:t>Le pagine contenenti una raccolta di video utilizzano il layout video.</w:t>
+      </w:r>
+    </w:p>
+    <w:p>
+      <w:r>
+        <w:t>Il file della pagina avrà quindi all'inizio una struttura simile a questa:</w:t>
+      </w:r>
+    </w:p>
+    <w:p>
+      <w:r>
+        <w:t>---</w:t>
+      </w:r>
+    </w:p>
+    <w:p>
+      <w:r>
+        <w:t>layout: video</w:t>
+      </w:r>
+    </w:p>
+    <w:p>
+      <w:proofErr w:type="spellStart"/>
+      <w:r>
+        <w:t>title</w:t>
+      </w:r>
+      <w:proofErr w:type="spellEnd"/>
+      <w:r>
+        <w:t>: Spettacoli</w:t>
+      </w:r>
+    </w:p>
+    <w:p>
+      <w:proofErr w:type="spellStart"/>
+      <w:r>
+        <w:t>description</w:t>
+      </w:r>
+      <w:proofErr w:type="spellEnd"/>
+      <w:r>
+        <w:t>: Descrizione della pagina che non appare sul sito ma è utile per l'indicizzazione.</w:t>
+      </w:r>
+    </w:p>
+    <w:p>
+      <w:proofErr w:type="spellStart"/>
+      <w:r>
+        <w:lastRenderedPageBreak/>
+        <w:t>videos</w:t>
+      </w:r>
+      <w:proofErr w:type="spellEnd"/>
+      <w:r>
+        <w:t>:</w:t>
+      </w:r>
+    </w:p>
+    <w:p>
+      <w:pPr>
+        <w:pStyle w:val="Paragrafoelenco"/>
+        <w:numPr>
+          <w:ilvl w:val="0"/>
+          <w:numId w:val="3"/>
+        </w:numPr>
+      </w:pPr>
+      <w:r>
+        <w:t>id: "Wzf5-WC6iBo"</w:t>
+      </w:r>
+    </w:p>
+    <w:p>
+      <w:pPr>
+        <w:ind w:left="360" w:firstLine="708"/>
+      </w:pPr>
+      <w:proofErr w:type="spellStart"/>
+      <w:r>
+        <w:t>title</w:t>
+      </w:r>
+      <w:proofErr w:type="spellEnd"/>
+      <w:r>
+        <w:t xml:space="preserve">: </w:t>
+      </w:r>
+      <w:r>
+        <w:t>“</w:t>
+      </w:r>
+      <w:r>
+        <w:t>Titolo del video</w:t>
+      </w:r>
+      <w:r>
+        <w:t>”</w:t>
+      </w:r>
+    </w:p>
+    <w:p>
+      <w:pPr>
+        <w:ind w:left="360" w:firstLine="708"/>
+      </w:pPr>
+      <w:proofErr w:type="spellStart"/>
+      <w:r>
+        <w:t>description</w:t>
+      </w:r>
+      <w:proofErr w:type="spellEnd"/>
+      <w:r>
+        <w:t xml:space="preserve">: </w:t>
+      </w:r>
+      <w:r>
+        <w:t>“</w:t>
+      </w:r>
+      <w:r>
+        <w:t>Descrizione del video</w:t>
+      </w:r>
+      <w:r>
+        <w:t>”</w:t>
+      </w:r>
+    </w:p>
+    <w:p>
+      <w:pPr>
+        <w:pStyle w:val="Paragrafoelenco"/>
+        <w:numPr>
+          <w:ilvl w:val="0"/>
+          <w:numId w:val="3"/>
+        </w:numPr>
+      </w:pPr>
+      <w:r>
+        <w:t>id: "XXXXXXXXXXX"</w:t>
+      </w:r>
+    </w:p>
+    <w:p>
+      <w:pPr>
+        <w:ind w:left="360" w:firstLine="708"/>
+      </w:pPr>
+      <w:proofErr w:type="spellStart"/>
+      <w:r>
+        <w:t>title</w:t>
+      </w:r>
+      <w:proofErr w:type="spellEnd"/>
+      <w:r>
+        <w:t xml:space="preserve">: </w:t>
+      </w:r>
+      <w:r>
+        <w:t>“</w:t>
+      </w:r>
+      <w:r>
+        <w:t>Titolo del secondo video</w:t>
+      </w:r>
+      <w:r>
+        <w:t>”</w:t>
+      </w:r>
+    </w:p>
+    <w:p>
+      <w:pPr>
+        <w:ind w:left="360" w:firstLine="708"/>
+      </w:pPr>
+      <w:proofErr w:type="spellStart"/>
+      <w:r>
+        <w:t>description</w:t>
+      </w:r>
+      <w:proofErr w:type="spellEnd"/>
+      <w:r>
+        <w:t xml:space="preserve">: </w:t>
+      </w:r>
+      <w:r>
+        <w:t>“</w:t>
+      </w:r>
+      <w:r>
+        <w:t>Descrizione del secondo video</w:t>
+      </w:r>
+      <w:r>
+        <w:t>”</w:t>
+      </w:r>
+    </w:p>
+    <w:p>
+      <w:r>
+        <w:t>---</w:t>
+      </w:r>
+    </w:p>
+    <w:p>
+      <w:r>
+        <w:t>Eventuale testo introduttivo della pagina.</w:t>
+      </w:r>
+    </w:p>
+    <w:p/>
+    <w:p>
+      <w:r>
+        <w:t>Ogni blocco che inizia con:</w:t>
+      </w:r>
+    </w:p>
+    <w:p>
+      <w:pPr>
+        <w:pStyle w:val="Paragrafoelenco"/>
+        <w:numPr>
+          <w:ilvl w:val="0"/>
+          <w:numId w:val="3"/>
+        </w:numPr>
+      </w:pPr>
+      <w:r>
+        <w:t>id:</w:t>
+      </w:r>
+      <w:r>
+        <w:t xml:space="preserve"> </w:t>
+      </w:r>
+      <w:r>
+        <w:t>rappresenta un video.</w:t>
+      </w:r>
+    </w:p>
+    <w:p/>
+    <w:p>
+      <w:r>
+        <w:t xml:space="preserve">A differenza delle </w:t>
+      </w:r>
+      <w:proofErr w:type="spellStart"/>
+      <w:r>
+        <w:t>gallery</w:t>
+      </w:r>
+      <w:proofErr w:type="spellEnd"/>
+      <w:r>
+        <w:t xml:space="preserve"> fotografiche, non è necessario caricare nessun file video all'interno delle cartelle del sito.</w:t>
+      </w:r>
+    </w:p>
+    <w:p>
+      <w:r>
+        <w:t>È sufficiente inserire l'ID del video pubblicato su YouTube.</w:t>
+      </w:r>
+    </w:p>
+    <w:p>
+      <w:pPr>
+        <w:pStyle w:val="Titolo2"/>
+      </w:pPr>
+      <w:bookmarkStart w:id="9" w:name="_Toc240801391"/>
+      <w:r>
+        <w:t>Come trovare l'ID di un video YouTube</w:t>
+      </w:r>
+      <w:bookmarkEnd w:id="9"/>
+    </w:p>
+    <w:p>
+      <w:r>
+        <w:t>Aprire su YouTube il video che si vuole inserire.</w:t>
+      </w:r>
+    </w:p>
+    <w:p>
+      <w:r>
+        <w:t>L'indirizzo sarà, ad esempio:</w:t>
+      </w:r>
+    </w:p>
+    <w:p>
+      <w:r>
+        <w:t>https://www.youtube.com/watch?v=Wzf5-WC6iBo</w:t>
+      </w:r>
+    </w:p>
+    <w:p>
+      <w:r>
+        <w:t>L'ID del video è la parte che si trova dopo:</w:t>
+      </w:r>
+      <w:r>
+        <w:t xml:space="preserve"> </w:t>
+      </w:r>
+      <w:r>
+        <w:rPr>
+          <w:highlight w:val="yellow"/>
+        </w:rPr>
+        <w:t>v=</w:t>
+      </w:r>
+    </w:p>
+    <w:p>
+      <w:r>
+        <w:t>Nell'esempio:</w:t>
+      </w:r>
+      <w:r>
+        <w:t xml:space="preserve"> </w:t>
+      </w:r>
+      <w:r>
+        <w:rPr>
+          <w:highlight w:val="cyan"/>
+        </w:rPr>
+        <w:t>Wzf5-WC6iBo</w:t>
+      </w:r>
+    </w:p>
+    <w:p>
+      <w:r>
+        <w:t xml:space="preserve">Nel file della </w:t>
+      </w:r>
+      <w:proofErr w:type="spellStart"/>
+      <w:r>
+        <w:t>gallery</w:t>
+      </w:r>
+      <w:proofErr w:type="spellEnd"/>
+      <w:r>
+        <w:t xml:space="preserve"> bisognerà quindi scrivere:</w:t>
+      </w:r>
+    </w:p>
+    <w:p>
+      <w:pPr>
+        <w:pStyle w:val="Paragrafoelenco"/>
+        <w:numPr>
+          <w:ilvl w:val="0"/>
+          <w:numId w:val="3"/>
+        </w:numPr>
+      </w:pPr>
+      <w:r>
+        <w:t>id: "</w:t>
+      </w:r>
+      <w:r>
+        <w:rPr>
+          <w:highlight w:val="cyan"/>
+        </w:rPr>
+        <w:t>Wzf5-WC6iBo</w:t>
+      </w:r>
+      <w:r>
+        <w:t>"</w:t>
+      </w:r>
+    </w:p>
+    <w:p>
+      <w:pPr>
+        <w:ind w:left="360" w:firstLine="708"/>
+      </w:pPr>
+      <w:proofErr w:type="spellStart"/>
+      <w:r>
+        <w:t>title</w:t>
+      </w:r>
+      <w:proofErr w:type="spellEnd"/>
+      <w:r>
+        <w:t xml:space="preserve">: </w:t>
+      </w:r>
+      <w:r>
+        <w:t>“</w:t>
+      </w:r>
+      <w:r>
+        <w:t>Titolo del video</w:t>
+      </w:r>
+      <w:r>
+        <w:t>”</w:t>
+      </w:r>
+    </w:p>
+    <w:p>
+      <w:pPr>
+        <w:ind w:left="360" w:firstLine="708"/>
+      </w:pPr>
+      <w:proofErr w:type="spellStart"/>
+      <w:r>
+        <w:t>description</w:t>
+      </w:r>
+      <w:proofErr w:type="spellEnd"/>
+      <w:r>
+        <w:t xml:space="preserve">: </w:t>
+      </w:r>
+      <w:r>
+        <w:t>“</w:t>
+      </w:r>
+      <w:r>
+        <w:t>Descrizione del video</w:t>
+      </w:r>
+      <w:r>
+        <w:t>”</w:t>
+      </w:r>
+    </w:p>
+    <w:p>
+      <w:r>
+        <w:t xml:space="preserve">Non bisogna inserire tutto il link di YouTube nella voce </w:t>
+      </w:r>
+      <w:proofErr w:type="gramStart"/>
+      <w:r>
+        <w:t>id:.</w:t>
+      </w:r>
+      <w:proofErr w:type="gramEnd"/>
+    </w:p>
+    <w:p>
+      <w:r>
+        <w:t>Bisogna inserire solamente l'ID</w:t>
+      </w:r>
+      <w:r>
+        <w:t xml:space="preserve"> tra le virgolette, come nell’esempio</w:t>
+      </w:r>
+      <w:r>
+        <w:t>.</w:t>
+      </w:r>
+    </w:p>
+    <w:p>
+      <w:r>
+        <w:lastRenderedPageBreak/>
+        <w:t>Attenzione che se nel titolo ci sono e virgolette, occorre toglierle oppure sostituirle con le virgolette singole.</w:t>
+      </w:r>
+    </w:p>
+    <w:p>
+      <w:pPr>
+        <w:pStyle w:val="Titolo2"/>
+      </w:pPr>
+      <w:bookmarkStart w:id="10" w:name="_Toc240801392"/>
+      <w:r>
+        <w:t>Caricare un nuovo video</w:t>
+      </w:r>
+      <w:bookmarkEnd w:id="10"/>
+    </w:p>
+    <w:p>
+      <w:r>
+        <w:t xml:space="preserve">Per aggiungere un video alla </w:t>
+      </w:r>
+      <w:proofErr w:type="spellStart"/>
+      <w:r>
+        <w:t>gallery</w:t>
+      </w:r>
+      <w:proofErr w:type="spellEnd"/>
+      <w:r>
+        <w:t>, copiare uno dei blocchi già presenti:</w:t>
+      </w:r>
+    </w:p>
+    <w:p>
+      <w:pPr>
+        <w:pStyle w:val="Paragrafoelenco"/>
+        <w:numPr>
+          <w:ilvl w:val="0"/>
+          <w:numId w:val="3"/>
+        </w:numPr>
+      </w:pPr>
+      <w:r>
+        <w:t>id: "Wzf5-WC6iBo"</w:t>
+      </w:r>
+    </w:p>
+    <w:p>
+      <w:pPr>
+        <w:ind w:left="360" w:firstLine="708"/>
+      </w:pPr>
+      <w:proofErr w:type="spellStart"/>
+      <w:r>
+        <w:t>title</w:t>
+      </w:r>
+      <w:proofErr w:type="spellEnd"/>
+      <w:r>
+        <w:t xml:space="preserve">: </w:t>
+      </w:r>
+      <w:r>
+        <w:t>“</w:t>
+      </w:r>
+      <w:r>
+        <w:t>Titolo del video</w:t>
+      </w:r>
+      <w:r>
+        <w:t>”</w:t>
+      </w:r>
+    </w:p>
+    <w:p>
+      <w:pPr>
+        <w:ind w:left="360" w:firstLine="708"/>
+      </w:pPr>
+      <w:proofErr w:type="spellStart"/>
+      <w:r>
+        <w:t>description</w:t>
+      </w:r>
+      <w:proofErr w:type="spellEnd"/>
+      <w:r>
+        <w:t xml:space="preserve">: </w:t>
+      </w:r>
+      <w:r>
+        <w:t>“</w:t>
+      </w:r>
+      <w:r>
+        <w:t>Descrizione del video</w:t>
+      </w:r>
+      <w:r>
+        <w:t>”</w:t>
+      </w:r>
+    </w:p>
+    <w:p>
+      <w:r>
+        <w:t>e incollarlo nella posizione in cui si vuole visualizzare il nuovo video.</w:t>
+      </w:r>
+    </w:p>
+    <w:p>
+      <w:r>
+        <w:t>Ad esempio, per farlo comparire come secondo video, inserire il nuovo blocco tra il primo e il secondo blocco esistenti.</w:t>
+      </w:r>
+    </w:p>
+    <w:p/>
+    <w:p>
+      <w:r>
+        <w:t>A questo punto modificare:</w:t>
+      </w:r>
+    </w:p>
+    <w:p>
+      <w:pPr>
+        <w:pStyle w:val="Paragrafoelenco"/>
+        <w:numPr>
+          <w:ilvl w:val="0"/>
+          <w:numId w:val="3"/>
+        </w:numPr>
+      </w:pPr>
+      <w:r>
+        <w:t xml:space="preserve">id: </w:t>
+      </w:r>
+      <w:r>
+        <w:t>“</w:t>
+      </w:r>
+      <w:r>
+        <w:t>ID del video YouTube</w:t>
+      </w:r>
+      <w:r>
+        <w:t>”</w:t>
+      </w:r>
+    </w:p>
+    <w:p>
+      <w:pPr>
+        <w:ind w:left="360" w:firstLine="708"/>
+      </w:pPr>
+      <w:proofErr w:type="spellStart"/>
+      <w:r>
+        <w:t>title</w:t>
+      </w:r>
+      <w:proofErr w:type="spellEnd"/>
+      <w:r>
+        <w:t xml:space="preserve">: </w:t>
+      </w:r>
+      <w:r>
+        <w:t>“</w:t>
+      </w:r>
+      <w:r>
+        <w:t>titolo che deve apparire sotto il video</w:t>
+      </w:r>
+      <w:r>
+        <w:t>”</w:t>
+      </w:r>
+    </w:p>
+    <w:p>
+      <w:pPr>
+        <w:ind w:left="360" w:firstLine="708"/>
+      </w:pPr>
+      <w:proofErr w:type="spellStart"/>
+      <w:r>
+        <w:t>description</w:t>
+      </w:r>
+      <w:proofErr w:type="spellEnd"/>
+      <w:r>
+        <w:t xml:space="preserve">: </w:t>
+      </w:r>
+      <w:r>
+        <w:t>“</w:t>
+      </w:r>
+      <w:r>
+        <w:t>eventuale descrizione del video</w:t>
+      </w:r>
+      <w:r>
+        <w:t>”</w:t>
+      </w:r>
+    </w:p>
+    <w:p/>
+    <w:p>
+      <w:pPr>
+        <w:rPr>
+          <w:u w:val="single"/>
+        </w:rPr>
+      </w:pPr>
+      <w:r>
+        <w:rPr>
+          <w:u w:val="single"/>
+        </w:rPr>
+        <w:t xml:space="preserve">L'unico dato indispensabile è </w:t>
+      </w:r>
+      <w:proofErr w:type="gramStart"/>
+      <w:r>
+        <w:rPr>
+          <w:u w:val="single"/>
+        </w:rPr>
+        <w:t>id:.</w:t>
+      </w:r>
+      <w:proofErr w:type="gramEnd"/>
+    </w:p>
+    <w:p>
+      <w:r>
+        <w:t>Se non servono titolo o descrizione, le relative voci possono essere lasciate vuote.</w:t>
+      </w:r>
+    </w:p>
+    <w:p>
+      <w:r>
+        <w:t xml:space="preserve">Attenzione: non modificare gli spazi all'inizio delle righe </w:t>
+      </w:r>
+      <w:proofErr w:type="spellStart"/>
+      <w:r>
+        <w:t>title</w:t>
+      </w:r>
+      <w:proofErr w:type="spellEnd"/>
+      <w:r>
+        <w:t xml:space="preserve">: e </w:t>
+      </w:r>
+      <w:proofErr w:type="spellStart"/>
+      <w:proofErr w:type="gramStart"/>
+      <w:r>
+        <w:t>description</w:t>
+      </w:r>
+      <w:proofErr w:type="spellEnd"/>
+      <w:r>
+        <w:t>:.</w:t>
+      </w:r>
+      <w:proofErr w:type="gramEnd"/>
+      <w:r>
+        <w:t xml:space="preserve"> Come per i </w:t>
+      </w:r>
+      <w:proofErr w:type="gramStart"/>
+      <w:r>
+        <w:t>file .</w:t>
+      </w:r>
+      <w:proofErr w:type="spellStart"/>
+      <w:r>
+        <w:t>yml</w:t>
+      </w:r>
+      <w:proofErr w:type="spellEnd"/>
+      <w:proofErr w:type="gramEnd"/>
+      <w:r>
+        <w:t xml:space="preserve"> delle fotografie, l'indentazione permette al programma di riconoscere correttamente la struttura dei dati.</w:t>
+      </w:r>
+    </w:p>
+    <w:p>
+      <w:pPr>
+        <w:pStyle w:val="Titolo2"/>
+      </w:pPr>
+      <w:bookmarkStart w:id="11" w:name="_Toc240801393"/>
+      <w:r>
+        <w:t>C</w:t>
+      </w:r>
+      <w:r>
+        <w:t>ancellare un video</w:t>
+      </w:r>
+      <w:bookmarkEnd w:id="11"/>
+    </w:p>
+    <w:p>
+      <w:r>
+        <w:t xml:space="preserve">Per eliminare un video dalla </w:t>
+      </w:r>
+      <w:proofErr w:type="spellStart"/>
+      <w:r>
+        <w:t>gallery</w:t>
+      </w:r>
+      <w:proofErr w:type="spellEnd"/>
+      <w:r>
+        <w:t xml:space="preserve"> è sufficiente cancellare l'intero blocco relativo al video.</w:t>
+      </w:r>
+    </w:p>
+    <w:p>
+      <w:r>
+        <w:t>Ad esempio, per eliminare:</w:t>
+      </w:r>
+    </w:p>
+    <w:p>
+      <w:pPr>
+        <w:pStyle w:val="Paragrafoelenco"/>
+        <w:numPr>
+          <w:ilvl w:val="0"/>
+          <w:numId w:val="3"/>
+        </w:numPr>
+      </w:pPr>
+      <w:r>
+        <w:t>id: "Wzf5-WC6iBo"</w:t>
+      </w:r>
+    </w:p>
+    <w:p>
+      <w:pPr>
+        <w:ind w:left="360" w:firstLine="708"/>
+      </w:pPr>
+      <w:proofErr w:type="spellStart"/>
+      <w:r>
+        <w:t>title</w:t>
+      </w:r>
+      <w:proofErr w:type="spellEnd"/>
+      <w:r>
+        <w:t>: Titolo del video</w:t>
+      </w:r>
+    </w:p>
+    <w:p>
+      <w:pPr>
+        <w:ind w:left="360" w:firstLine="708"/>
+      </w:pPr>
+      <w:proofErr w:type="spellStart"/>
+      <w:r>
+        <w:t>description</w:t>
+      </w:r>
+      <w:proofErr w:type="spellEnd"/>
+      <w:r>
+        <w:t>: Descrizione del video</w:t>
+      </w:r>
+    </w:p>
+    <w:p>
+      <w:r>
+        <w:t>bisogna cancellare tutte e tre le righe.</w:t>
+      </w:r>
+    </w:p>
+    <w:p>
+      <w:r>
+        <w:t>Questo non cancella il video da YouTube: viene eliminato solamente dalla pagina del sito.</w:t>
+      </w:r>
+    </w:p>
+    <w:p>
+      <w:pPr>
+        <w:pStyle w:val="Titolo2"/>
+      </w:pPr>
+      <w:bookmarkStart w:id="12" w:name="_Toc240801394"/>
+      <w:r>
+        <w:lastRenderedPageBreak/>
+        <w:t>Sostituire un video</w:t>
+      </w:r>
+      <w:bookmarkEnd w:id="12"/>
+    </w:p>
+    <w:p>
+      <w:r>
+        <w:t xml:space="preserve">Per sostituire un video mantenendolo nella stessa posizione della </w:t>
+      </w:r>
+      <w:proofErr w:type="spellStart"/>
+      <w:r>
+        <w:t>gallery</w:t>
+      </w:r>
+      <w:proofErr w:type="spellEnd"/>
+      <w:r>
+        <w:t xml:space="preserve"> non è necessario cancellare e ricreare il blocco.</w:t>
+      </w:r>
+    </w:p>
+    <w:p>
+      <w:r>
+        <w:t>È sufficiente sostituire l'ID.</w:t>
+      </w:r>
+    </w:p>
+    <w:p>
+      <w:r>
+        <w:t>Ad esempio:</w:t>
+      </w:r>
+    </w:p>
+    <w:p>
+      <w:pPr>
+        <w:pStyle w:val="Paragrafoelenco"/>
+        <w:numPr>
+          <w:ilvl w:val="0"/>
+          <w:numId w:val="3"/>
+        </w:numPr>
+      </w:pPr>
+      <w:r>
+        <w:t>id: "Wzf5-WC6iBo"</w:t>
+      </w:r>
+    </w:p>
+    <w:p>
+      <w:pPr>
+        <w:ind w:left="360" w:firstLine="708"/>
+      </w:pPr>
+      <w:proofErr w:type="spellStart"/>
+      <w:r>
+        <w:t>title</w:t>
+      </w:r>
+      <w:proofErr w:type="spellEnd"/>
+      <w:r>
+        <w:t xml:space="preserve">: </w:t>
+      </w:r>
+      <w:r>
+        <w:t>“</w:t>
+      </w:r>
+      <w:r>
+        <w:t>Spettacolo 2025</w:t>
+      </w:r>
+      <w:r>
+        <w:t>”</w:t>
+      </w:r>
+    </w:p>
+    <w:p>
+      <w:pPr>
+        <w:ind w:left="360" w:firstLine="708"/>
+      </w:pPr>
+      <w:proofErr w:type="spellStart"/>
+      <w:r>
+        <w:t>description</w:t>
+      </w:r>
+      <w:proofErr w:type="spellEnd"/>
+      <w:r>
+        <w:t>:</w:t>
+      </w:r>
+    </w:p>
+    <w:p>
+      <w:r>
+        <w:t>può diventare:</w:t>
+      </w:r>
+    </w:p>
+    <w:p>
+      <w:pPr>
+        <w:pStyle w:val="Paragrafoelenco"/>
+        <w:numPr>
+          <w:ilvl w:val="0"/>
+          <w:numId w:val="3"/>
+        </w:numPr>
+      </w:pPr>
+      <w:r>
+        <w:t>id: "NUOVO-ID"</w:t>
+      </w:r>
+    </w:p>
+    <w:p>
+      <w:pPr>
+        <w:ind w:left="360" w:firstLine="708"/>
+      </w:pPr>
+      <w:proofErr w:type="spellStart"/>
+      <w:r>
+        <w:t>title</w:t>
+      </w:r>
+      <w:proofErr w:type="spellEnd"/>
+      <w:r>
+        <w:t xml:space="preserve">: </w:t>
+      </w:r>
+      <w:r>
+        <w:t>“</w:t>
+      </w:r>
+      <w:r>
+        <w:t>Spettacolo 2025</w:t>
+      </w:r>
+      <w:r>
+        <w:t>”</w:t>
+      </w:r>
+    </w:p>
+    <w:p>
+      <w:pPr>
+        <w:ind w:left="360" w:firstLine="708"/>
+      </w:pPr>
+      <w:proofErr w:type="spellStart"/>
+      <w:r>
+        <w:t>description</w:t>
+      </w:r>
+      <w:proofErr w:type="spellEnd"/>
+      <w:r>
+        <w:t>:</w:t>
+      </w:r>
+    </w:p>
+    <w:p>
+      <w:r>
+        <w:t>Salvando la modifica, nella stessa posizione verrà visualizzato il nuovo video.</w:t>
+      </w:r>
+    </w:p>
+    <w:p>
+      <w:r>
+        <w:t>Attenzione alle impostazioni di YouTube</w:t>
+      </w:r>
+    </w:p>
+    <w:p>
+      <w:r>
+        <w:t>Il video deve poter essere incorporato in siti esterni.</w:t>
+      </w:r>
+    </w:p>
+    <w:p>
+      <w:r>
+        <w:t>Prima di inserirlo è possibile verificarlo direttamente da YouTube:</w:t>
+      </w:r>
+    </w:p>
+    <w:p>
+      <w:r>
+        <w:t>Condividi → Incorpora</w:t>
+      </w:r>
+    </w:p>
+    <w:p>
+      <w:r>
+        <w:t>Se YouTube permette di ottenere il codice per incorporare il video, normalmente il video può essere visualizzato anche sul sito.</w:t>
+      </w:r>
+    </w:p>
+    <w:p>
+      <w:r>
+        <w:t xml:space="preserve">Un video impostato come "Privato", invece, non è adatto alla </w:t>
+      </w:r>
+      <w:proofErr w:type="spellStart"/>
+      <w:r>
+        <w:t>gallery</w:t>
+      </w:r>
+      <w:proofErr w:type="spellEnd"/>
+      <w:r>
+        <w:t xml:space="preserve"> pubblica perché la sua visualizzazione è limitata agli utenti autorizzati.</w:t>
+      </w:r>
+    </w:p>
+    <w:p>
+      <w:r>
+        <w:t>Controllare il risultato</w:t>
+      </w:r>
+    </w:p>
+    <w:p>
+      <w:r>
+        <w:t>Dopo aver effettuato le modifiche, salvarle e pubblicarle seguendo la procedura descritta nel capitolo "Come salvare le modifiche".</w:t>
+      </w:r>
+    </w:p>
+    <w:p>
+      <w:r>
+        <w:t xml:space="preserve">Una volta aggiornato il sito, aprire la pagina della </w:t>
+      </w:r>
+      <w:proofErr w:type="spellStart"/>
+      <w:r>
+        <w:t>gallery</w:t>
+      </w:r>
+      <w:proofErr w:type="spellEnd"/>
+      <w:r>
+        <w:t xml:space="preserve"> e verificare che:</w:t>
+      </w:r>
+    </w:p>
+    <w:p>
+      <w:pPr>
+        <w:pStyle w:val="Paragrafoelenco"/>
+        <w:numPr>
+          <w:ilvl w:val="0"/>
+          <w:numId w:val="3"/>
+        </w:numPr>
+      </w:pPr>
+      <w:r>
+        <w:t>il video corretto venga visualizzato;</w:t>
+      </w:r>
+    </w:p>
+    <w:p>
+      <w:pPr>
+        <w:pStyle w:val="Paragrafoelenco"/>
+        <w:numPr>
+          <w:ilvl w:val="0"/>
+          <w:numId w:val="3"/>
+        </w:numPr>
+      </w:pPr>
+      <w:r>
+        <w:t>il titolo e la descrizione siano corretti;</w:t>
+      </w:r>
+    </w:p>
+    <w:p>
+      <w:pPr>
+        <w:pStyle w:val="Paragrafoelenco"/>
+        <w:numPr>
+          <w:ilvl w:val="0"/>
+          <w:numId w:val="3"/>
+        </w:numPr>
+      </w:pPr>
+      <w:r>
+        <w:t>i video siano nell'ordine desiderato;</w:t>
+      </w:r>
+    </w:p>
+    <w:p>
+      <w:r>
+        <w:t>premendo sul video questo venga riprodotto correttamente.</w:t>
+      </w:r>
+    </w:p>
+    <w:p>
+      <w:r>
+        <w:t>Se la pagina sembra mantenere la vecchia impaginazione anche dopo l'aggiornamento del sito, provare a forzare il caricamento della pagina senza utilizzare la cache del browser:</w:t>
+      </w:r>
+    </w:p>
+    <w:p>
+      <w:r>
+        <w:lastRenderedPageBreak/>
+        <w:t>Windows: Ctrl + F5</w:t>
+      </w:r>
+    </w:p>
+    <w:p>
+      <w:r>
+        <w:t>Su altri sistemi o browser può essere necessario utilizzare il relativo comando per il ricaricamento completo della pagina.</w:t>
       </w:r>
     </w:p>
     <w:p>
@@ -2009,10 +3972,986 @@
           <w:numId w:val="1"/>
         </w:numPr>
       </w:pPr>
+      <w:bookmarkStart w:id="13" w:name="_Toc240801395"/>
+      <w:r>
+        <w:t xml:space="preserve">Caricamento massivo delle foto nelle </w:t>
+      </w:r>
+      <w:proofErr w:type="spellStart"/>
+      <w:r>
+        <w:t>gallery</w:t>
+      </w:r>
+      <w:bookmarkEnd w:id="13"/>
+      <w:proofErr w:type="spellEnd"/>
+    </w:p>
+    <w:p>
+      <w:r>
+        <w:t xml:space="preserve">Per le </w:t>
+      </w:r>
+      <w:proofErr w:type="spellStart"/>
+      <w:r>
+        <w:t>gallery</w:t>
+      </w:r>
+      <w:proofErr w:type="spellEnd"/>
+      <w:r>
+        <w:t xml:space="preserve"> che contengono molte fotografie non è necessario inserire manualmente ogni immagine nel relativo file </w:t>
+      </w:r>
+      <w:proofErr w:type="gramStart"/>
+      <w:r>
+        <w:t>`.</w:t>
+      </w:r>
+      <w:proofErr w:type="spellStart"/>
+      <w:r>
+        <w:t>yml</w:t>
+      </w:r>
+      <w:proofErr w:type="spellEnd"/>
+      <w:proofErr w:type="gramEnd"/>
+      <w:r>
+        <w:t>`.</w:t>
+      </w:r>
+    </w:p>
+    <w:p>
+      <w:r>
+        <w:t xml:space="preserve">È stato predisposto uno script che aggiorna automaticamente le </w:t>
+      </w:r>
+      <w:proofErr w:type="spellStart"/>
+      <w:r>
+        <w:t>gallery</w:t>
+      </w:r>
+      <w:proofErr w:type="spellEnd"/>
+      <w:r>
+        <w:t xml:space="preserve"> sulla base delle fotografie effettivamente presenti nelle relative cartelle.</w:t>
+      </w:r>
+    </w:p>
+    <w:p>
+      <w:pPr>
+        <w:pStyle w:val="Titolo2"/>
+      </w:pPr>
+      <w:bookmarkStart w:id="14" w:name="_Toc240801396"/>
+      <w:r>
+        <w:t>Inserire nuove fotografie</w:t>
+      </w:r>
+      <w:bookmarkEnd w:id="14"/>
+    </w:p>
+    <w:p>
+      <w:r>
+        <w:t xml:space="preserve">Individuare all'interno della cartella `images` la cartella corrispondente alla </w:t>
+      </w:r>
+      <w:proofErr w:type="spellStart"/>
+      <w:r>
+        <w:t>gallery</w:t>
+      </w:r>
+      <w:proofErr w:type="spellEnd"/>
+      <w:r>
+        <w:t xml:space="preserve"> che si vuole aggiornare.</w:t>
+      </w:r>
+    </w:p>
+    <w:p>
+      <w:r>
+        <w:t>Le cartelle possono trovarsi direttamente dentro `images` oppure all'interno di altre sottocartelle.</w:t>
+      </w:r>
+    </w:p>
+    <w:p>
+      <w:r>
+        <w:t>Ad esempio:</w:t>
+      </w:r>
+    </w:p>
+    <w:p>
+      <w:pPr>
+        <w:ind w:left="1416"/>
+      </w:pPr>
+      <w:r>
+        <w:t>text</w:t>
+      </w:r>
+    </w:p>
+    <w:p>
+      <w:pPr>
+        <w:ind w:left="1416"/>
+      </w:pPr>
+      <w:r>
+        <w:t>images</w:t>
+      </w:r>
+    </w:p>
+    <w:p>
+      <w:pPr>
+        <w:ind w:left="1416"/>
+      </w:pPr>
+      <w:r>
+        <w:t>└── unica</w:t>
+      </w:r>
+    </w:p>
+    <w:p>
+      <w:pPr>
+        <w:ind w:left="1416"/>
+      </w:pPr>
+      <w:r>
+        <w:t xml:space="preserve">    └── bra</w:t>
+      </w:r>
+    </w:p>
+    <w:p>
+      <w:pPr>
+        <w:ind w:left="1416"/>
+      </w:pPr>
+      <w:r>
+        <w:t xml:space="preserve">        </w:t>
+      </w:r>
+      <w:r>
+        <w:rPr>
+          <w:rFonts w:ascii="MS Gothic" w:eastAsia="MS Gothic" w:hAnsi="MS Gothic" w:cs="MS Gothic" w:hint="eastAsia"/>
+        </w:rPr>
+        <w:t>├</w:t>
+      </w:r>
+      <w:r>
+        <w:rPr>
+          <w:rFonts w:ascii="Aptos" w:hAnsi="Aptos" w:cs="Aptos"/>
+        </w:rPr>
+        <w:t>──</w:t>
+      </w:r>
+      <w:r>
+        <w:t xml:space="preserve"> 1.jpg</w:t>
+      </w:r>
+    </w:p>
+    <w:p>
+      <w:pPr>
+        <w:ind w:left="1416"/>
+      </w:pPr>
+      <w:r>
+        <w:t xml:space="preserve">        </w:t>
+      </w:r>
+      <w:r>
+        <w:rPr>
+          <w:rFonts w:ascii="MS Gothic" w:eastAsia="MS Gothic" w:hAnsi="MS Gothic" w:cs="MS Gothic" w:hint="eastAsia"/>
+        </w:rPr>
+        <w:t>├</w:t>
+      </w:r>
+      <w:r>
+        <w:rPr>
+          <w:rFonts w:ascii="Aptos" w:hAnsi="Aptos" w:cs="Aptos"/>
+        </w:rPr>
+        <w:t>──</w:t>
+      </w:r>
+      <w:r>
+        <w:t xml:space="preserve"> 2.jpg</w:t>
+      </w:r>
+    </w:p>
+    <w:p>
+      <w:pPr>
+        <w:ind w:left="1416"/>
+      </w:pPr>
+      <w:r>
+        <w:t xml:space="preserve">        </w:t>
+      </w:r>
+      <w:r>
+        <w:rPr>
+          <w:rFonts w:ascii="MS Gothic" w:eastAsia="MS Gothic" w:hAnsi="MS Gothic" w:cs="MS Gothic" w:hint="eastAsia"/>
+        </w:rPr>
+        <w:t>├</w:t>
+      </w:r>
+      <w:r>
+        <w:rPr>
+          <w:rFonts w:ascii="Aptos" w:hAnsi="Aptos" w:cs="Aptos"/>
+        </w:rPr>
+        <w:t>──</w:t>
+      </w:r>
+      <w:r>
+        <w:t xml:space="preserve"> 3.jpg</w:t>
+      </w:r>
+    </w:p>
+    <w:p>
+      <w:pPr>
+        <w:ind w:left="1416"/>
+      </w:pPr>
+      <w:r>
+        <w:t xml:space="preserve">        └── 4.jpg</w:t>
+      </w:r>
+    </w:p>
+    <w:p>
+      <w:r>
+        <w:t>Copiare o trascinare all'interno della cartella tutte le nuove fotografie che si desidera pubblicare.</w:t>
+      </w:r>
+    </w:p>
+    <w:p>
+      <w:r>
+        <w:t xml:space="preserve">Non è necessario modificare manualmente il file </w:t>
+      </w:r>
+      <w:proofErr w:type="gramStart"/>
+      <w:r>
+        <w:t>`.</w:t>
+      </w:r>
+      <w:proofErr w:type="spellStart"/>
+      <w:r>
+        <w:t>yml</w:t>
+      </w:r>
+      <w:proofErr w:type="spellEnd"/>
+      <w:proofErr w:type="gramEnd"/>
+      <w:r>
+        <w:t xml:space="preserve">` della </w:t>
+      </w:r>
+      <w:proofErr w:type="spellStart"/>
+      <w:r>
+        <w:t>gallery</w:t>
+      </w:r>
+      <w:proofErr w:type="spellEnd"/>
+      <w:r>
+        <w:t>.</w:t>
+      </w:r>
+    </w:p>
+    <w:p>
+      <w:pPr>
+        <w:pStyle w:val="Titolo2"/>
+      </w:pPr>
+      <w:bookmarkStart w:id="15" w:name="_Toc240801397"/>
+      <w:r>
+        <w:t>Ordine delle fotografie</w:t>
+      </w:r>
+      <w:bookmarkEnd w:id="15"/>
+    </w:p>
+    <w:p>
+      <w:r>
+        <w:t>Le fotografie vengono ordinate automaticamente in base al nome del file, tenendo conto anche della numerazione.</w:t>
+      </w:r>
+    </w:p>
+    <w:p>
+      <w:r>
+        <w:t>Ad esempio:</w:t>
+      </w:r>
+    </w:p>
+    <w:p>
+      <w:pPr>
+        <w:ind w:left="1416"/>
+      </w:pPr>
+      <w:r>
+        <w:t>1.jpg</w:t>
+      </w:r>
+    </w:p>
+    <w:p>
+      <w:pPr>
+        <w:ind w:left="1416"/>
+      </w:pPr>
+      <w:r>
+        <w:lastRenderedPageBreak/>
+        <w:t>2.jpg</w:t>
+      </w:r>
+    </w:p>
+    <w:p>
+      <w:pPr>
+        <w:ind w:left="1416"/>
+      </w:pPr>
+      <w:r>
+        <w:t>3.jpg</w:t>
+      </w:r>
+    </w:p>
+    <w:p>
+      <w:pPr>
+        <w:ind w:left="1416"/>
+      </w:pPr>
+      <w:r>
+        <w:t>10.jpg</w:t>
+      </w:r>
+    </w:p>
+    <w:p>
+      <w:pPr>
+        <w:ind w:left="1416"/>
+      </w:pPr>
+      <w:r>
+        <w:t>11.jpg</w:t>
+      </w:r>
+    </w:p>
+    <w:p>
+      <w:r>
+        <w:t>saranno visualizzate nell'ordine corretto.</w:t>
+      </w:r>
+    </w:p>
+    <w:p>
+      <w:r>
+        <w:t>È quindi possibile modificare l'ordine delle fotografie modificando opportunamente i nomi dei file.</w:t>
+      </w:r>
+    </w:p>
+    <w:p>
+      <w:pPr>
+        <w:pStyle w:val="Titolo2"/>
+      </w:pPr>
+      <w:bookmarkStart w:id="16" w:name="_Toc240801398"/>
+      <w:r>
+        <w:t>Eliminare fotografie</w:t>
+      </w:r>
+      <w:bookmarkEnd w:id="16"/>
+    </w:p>
+    <w:p>
+      <w:r>
+        <w:t xml:space="preserve">Per eliminare una fotografia dalla </w:t>
+      </w:r>
+      <w:proofErr w:type="spellStart"/>
+      <w:r>
+        <w:t>gallery</w:t>
+      </w:r>
+      <w:proofErr w:type="spellEnd"/>
+      <w:r>
+        <w:t xml:space="preserve"> è sufficiente cancellare il relativo file dalla cartella delle immagini.</w:t>
+      </w:r>
+    </w:p>
+    <w:p>
+      <w:r>
+        <w:t xml:space="preserve">Non è necessario cancellare manualmente la fotografia anche dal file </w:t>
+      </w:r>
+      <w:proofErr w:type="gramStart"/>
+      <w:r>
+        <w:t>`.</w:t>
+      </w:r>
+      <w:proofErr w:type="spellStart"/>
+      <w:r>
+        <w:t>yml</w:t>
+      </w:r>
+      <w:proofErr w:type="spellEnd"/>
+      <w:proofErr w:type="gramEnd"/>
+      <w:r>
+        <w:t>`.</w:t>
+      </w:r>
+    </w:p>
+    <w:p>
+      <w:r>
+        <w:t xml:space="preserve">Al successivo aggiornamento automatico, lo script rileverà che la fotografia non è più presente e la eliminerà anche dall'elenco della </w:t>
+      </w:r>
+      <w:proofErr w:type="spellStart"/>
+      <w:r>
+        <w:t>gallery</w:t>
+      </w:r>
+      <w:proofErr w:type="spellEnd"/>
+      <w:r>
+        <w:t>.</w:t>
+      </w:r>
+    </w:p>
+    <w:p/>
+    <w:p>
+      <w:r>
+        <w:t>**</w:t>
+      </w:r>
+      <w:proofErr w:type="gramStart"/>
+      <w:r>
+        <w:t>Attenzione:*</w:t>
+      </w:r>
+      <w:proofErr w:type="gramEnd"/>
+      <w:r>
+        <w:t>* eliminare una fotografia dalla cartella significa rimuoverla dal sito. Prima di procedere verificare quindi di avere eventualmente conservato una copia del file originale.</w:t>
+      </w:r>
+    </w:p>
+    <w:p>
+      <w:pPr>
+        <w:pStyle w:val="Titolo2"/>
+      </w:pPr>
+      <w:bookmarkStart w:id="17" w:name="_Toc240801399"/>
+      <w:r>
+        <w:t xml:space="preserve">Aggiornare automaticamente la </w:t>
+      </w:r>
+      <w:proofErr w:type="spellStart"/>
+      <w:r>
+        <w:t>gallery</w:t>
+      </w:r>
+      <w:bookmarkEnd w:id="17"/>
+      <w:proofErr w:type="spellEnd"/>
+    </w:p>
+    <w:p>
+      <w:r>
+        <w:t>Dopo avere aggiunto, eliminato o rinominato le fotografie, è necessario eseguire lo script di sincronizzazione.</w:t>
+      </w:r>
+    </w:p>
+    <w:p>
+      <w:r>
+        <w:t>Aprire il terminale da Visual Studio Code:</w:t>
+      </w:r>
+    </w:p>
+    <w:p>
+      <w:pPr>
+        <w:ind w:left="708"/>
+      </w:pPr>
+      <w:r>
+        <w:t>Terminal → New Terminal**</w:t>
+      </w:r>
+    </w:p>
+    <w:p>
+      <w:r>
+        <w:t>Nel terminale digitare:</w:t>
+      </w:r>
+    </w:p>
+    <w:p>
+      <w:pPr>
+        <w:ind w:left="708" w:firstLine="708"/>
+      </w:pPr>
+      <w:proofErr w:type="spellStart"/>
+      <w:r>
+        <w:t>python</w:t>
+      </w:r>
+      <w:proofErr w:type="spellEnd"/>
+      <w:r>
+        <w:t xml:space="preserve"> scripts/sync_galleries.py</w:t>
+      </w:r>
+    </w:p>
+    <w:p>
+      <w:r>
+        <w:t>e premere **Invio**.</w:t>
+      </w:r>
+    </w:p>
+    <w:p>
+      <w:r>
+        <w:t xml:space="preserve">Lo script controlla automaticamente tutte le </w:t>
+      </w:r>
+      <w:proofErr w:type="spellStart"/>
+      <w:r>
+        <w:t>gallery</w:t>
+      </w:r>
+      <w:proofErr w:type="spellEnd"/>
+      <w:r>
+        <w:t xml:space="preserve"> configurate.</w:t>
+      </w:r>
+    </w:p>
+    <w:p>
+      <w:r>
+        <w:t xml:space="preserve">Per ciascuna </w:t>
+      </w:r>
+      <w:proofErr w:type="spellStart"/>
+      <w:r>
+        <w:t>gallery</w:t>
+      </w:r>
+      <w:proofErr w:type="spellEnd"/>
+      <w:r>
+        <w:t xml:space="preserve"> può indicare, ad esempio:</w:t>
+      </w:r>
+    </w:p>
+    <w:p>
+      <w:pPr>
+        <w:ind w:left="1416"/>
+      </w:pPr>
+      <w:r>
+        <w:t xml:space="preserve">GALLERY: </w:t>
+      </w:r>
+      <w:proofErr w:type="spellStart"/>
+      <w:r>
+        <w:t>gallery</w:t>
+      </w:r>
+      <w:proofErr w:type="spellEnd"/>
+      <w:r>
+        <w:t>-foto-</w:t>
+      </w:r>
+      <w:proofErr w:type="spellStart"/>
+      <w:r>
+        <w:t>lezioni.yml</w:t>
+      </w:r>
+      <w:proofErr w:type="spellEnd"/>
+    </w:p>
+    <w:p>
+      <w:pPr>
+        <w:ind w:left="1416"/>
+      </w:pPr>
+      <w:r>
+        <w:t>CARTELLA: /images/lezioni/</w:t>
+      </w:r>
+    </w:p>
+    <w:p>
+      <w:pPr>
+        <w:ind w:left="1416"/>
+      </w:pPr>
+      <w:r>
+        <w:t>AGGIUNTE:</w:t>
+      </w:r>
+    </w:p>
+    <w:p>
+      <w:pPr>
+        <w:ind w:left="1416"/>
+      </w:pPr>
+      <w:r>
+        <w:t xml:space="preserve">  + 15.jpg</w:t>
+      </w:r>
+    </w:p>
+    <w:p>
+      <w:pPr>
+        <w:ind w:left="1416"/>
+      </w:pPr>
+      <w:r>
+        <w:lastRenderedPageBreak/>
+        <w:t xml:space="preserve">  + 16.jpg</w:t>
+      </w:r>
+    </w:p>
+    <w:p>
+      <w:pPr>
+        <w:ind w:left="1416"/>
+      </w:pPr>
+      <w:r>
+        <w:t>ELIMINATE:</w:t>
+      </w:r>
+    </w:p>
+    <w:p>
+      <w:pPr>
+        <w:ind w:left="1416"/>
+      </w:pPr>
+      <w:r>
+        <w:t xml:space="preserve">  - 4.jpg</w:t>
+      </w:r>
+    </w:p>
+    <w:p>
+      <w:pPr>
+        <w:ind w:left="1416"/>
+      </w:pPr>
+      <w:r>
+        <w:t>Totale fotografie: 27</w:t>
+      </w:r>
+    </w:p>
+    <w:p>
+      <w:r>
+        <w:t xml:space="preserve">In questo esempio lo script ha rilevato due nuove fotografie (`15.jpg` e `16.jpg`) e una </w:t>
+      </w:r>
+      <w:r>
+        <w:t>f</w:t>
+      </w:r>
+      <w:r>
+        <w:t>otografia eliminata (`4.jpg`).</w:t>
+      </w:r>
+    </w:p>
+    <w:p>
+      <w:r>
+        <w:t>Se non sono state effettuate modifiche, verrà invece indicato:</w:t>
+      </w:r>
+    </w:p>
+    <w:p>
+      <w:pPr>
+        <w:ind w:left="708" w:firstLine="708"/>
+      </w:pPr>
+      <w:r>
+        <w:t>Nessuna foto aggiunta o eliminata.</w:t>
+      </w:r>
+    </w:p>
+    <w:p>
+      <w:pPr>
+        <w:pStyle w:val="Titolo2"/>
+      </w:pPr>
+      <w:bookmarkStart w:id="18" w:name="_Toc240801400"/>
+      <w:r>
+        <w:t>Informazioni già inserite nelle fotografie</w:t>
+      </w:r>
+      <w:bookmarkEnd w:id="18"/>
+    </w:p>
+    <w:p>
+      <w:r>
+        <w:t xml:space="preserve">Lo script non cancella le informazioni eventualmente aggiunte manualmente alle fotografie già presenti nella </w:t>
+      </w:r>
+      <w:proofErr w:type="spellStart"/>
+      <w:r>
+        <w:t>gallery</w:t>
+      </w:r>
+      <w:proofErr w:type="spellEnd"/>
+      <w:r>
+        <w:t>.</w:t>
+      </w:r>
+    </w:p>
+    <w:p>
+      <w:r>
+        <w:t xml:space="preserve">Ad esempio, se nel file </w:t>
+      </w:r>
+      <w:proofErr w:type="gramStart"/>
+      <w:r>
+        <w:t>`.</w:t>
+      </w:r>
+      <w:proofErr w:type="spellStart"/>
+      <w:r>
+        <w:t>yml</w:t>
+      </w:r>
+      <w:proofErr w:type="spellEnd"/>
+      <w:proofErr w:type="gramEnd"/>
+      <w:r>
+        <w:t>` una fotografia contiene:</w:t>
+      </w:r>
+    </w:p>
+    <w:p>
+      <w:pPr>
+        <w:ind w:left="708" w:firstLine="708"/>
+      </w:pPr>
+      <w:r>
+        <w:t>- image: /images/unica/bra/1.jpg</w:t>
+      </w:r>
+    </w:p>
+    <w:p>
+      <w:r>
+        <w:t xml:space="preserve">  </w:t>
+      </w:r>
+      <w:r>
+        <w:tab/>
+      </w:r>
+      <w:r>
+        <w:tab/>
+      </w:r>
+      <w:proofErr w:type="spellStart"/>
+      <w:r>
+        <w:t>title</w:t>
+      </w:r>
+      <w:proofErr w:type="spellEnd"/>
+      <w:r>
+        <w:t>: BRA</w:t>
+      </w:r>
+    </w:p>
+    <w:p>
+      <w:r>
+        <w:t xml:space="preserve"> </w:t>
+      </w:r>
+      <w:r>
+        <w:tab/>
+      </w:r>
+      <w:r>
+        <w:tab/>
+      </w:r>
+      <w:r>
+        <w:t xml:space="preserve"> </w:t>
+      </w:r>
+      <w:proofErr w:type="spellStart"/>
+      <w:r>
+        <w:t>description</w:t>
+      </w:r>
+      <w:proofErr w:type="spellEnd"/>
+      <w:r>
+        <w:t>: Spettacolo di Shirin Dance</w:t>
+      </w:r>
+    </w:p>
+    <w:p>
+      <w:r>
+        <w:t xml:space="preserve"> </w:t>
+      </w:r>
+      <w:r>
+        <w:tab/>
+      </w:r>
+      <w:r>
+        <w:tab/>
+      </w:r>
+      <w:r>
+        <w:t xml:space="preserve"> link: /bra/</w:t>
+      </w:r>
+    </w:p>
+    <w:p>
+      <w:r>
+        <w:t xml:space="preserve">  </w:t>
+      </w:r>
+      <w:r>
+        <w:tab/>
+      </w:r>
+      <w:r>
+        <w:tab/>
+      </w:r>
+      <w:proofErr w:type="spellStart"/>
+      <w:r>
+        <w:t>link_text</w:t>
+      </w:r>
+      <w:proofErr w:type="spellEnd"/>
+      <w:r>
+        <w:t>: Scopri di più</w:t>
+      </w:r>
+    </w:p>
+    <w:p>
+      <w:r>
+        <w:t>queste informazioni vengono mantenute durante gli aggiornamenti automatici.</w:t>
+      </w:r>
+    </w:p>
+    <w:p>
+      <w:r>
+        <w:t>L</w:t>
+      </w:r>
+      <w:r>
+        <w:t>o script modifica l'elenco solamente quando una fotografia viene aggiunta o eliminata dalla relativa cartella.</w:t>
+      </w:r>
+    </w:p>
+    <w:p>
+      <w:r>
+        <w:t xml:space="preserve">Se invece la fotografia viene eliminata dalla cartella, viene eliminata anche l'intera voce corrispondente nel file </w:t>
+      </w:r>
+      <w:proofErr w:type="gramStart"/>
+      <w:r>
+        <w:t>`.</w:t>
+      </w:r>
+      <w:proofErr w:type="spellStart"/>
+      <w:r>
+        <w:t>yml</w:t>
+      </w:r>
+      <w:proofErr w:type="spellEnd"/>
+      <w:proofErr w:type="gramEnd"/>
+      <w:r>
+        <w:t>`, comprese eventuali informazioni associate.</w:t>
+      </w:r>
+    </w:p>
+    <w:p>
+      <w:pPr>
+        <w:pStyle w:val="Titolo2"/>
+      </w:pPr>
+      <w:bookmarkStart w:id="19" w:name="_Toc240801401"/>
+      <w:r>
+        <w:t>Salvare e pubblicare le modifiche</w:t>
+      </w:r>
+      <w:bookmarkEnd w:id="19"/>
+    </w:p>
+    <w:p>
+      <w:r>
+        <w:t xml:space="preserve">Dopo avere eseguito lo script e verificato che l'aggiornamento sia avvenuto correttamente, procedere normalmente con il salvataggio delle modifiche tramite </w:t>
+      </w:r>
+      <w:proofErr w:type="spellStart"/>
+      <w:r>
+        <w:t>Git</w:t>
+      </w:r>
+      <w:proofErr w:type="spellEnd"/>
+      <w:r>
+        <w:t xml:space="preserve"> (il solito salvataggio </w:t>
+      </w:r>
+      <w:proofErr w:type="spellStart"/>
+      <w:r>
+        <w:t>git</w:t>
+      </w:r>
+      <w:proofErr w:type="spellEnd"/>
+      <w:r>
+        <w:t xml:space="preserve"> </w:t>
+      </w:r>
+      <w:proofErr w:type="spellStart"/>
+      <w:proofErr w:type="gramStart"/>
+      <w:r>
+        <w:t>add</w:t>
+      </w:r>
+      <w:proofErr w:type="spellEnd"/>
+      <w:r>
+        <w:t xml:space="preserve"> .</w:t>
+      </w:r>
+      <w:proofErr w:type="gramEnd"/>
+      <w:r>
+        <w:t xml:space="preserve"> </w:t>
+      </w:r>
+      <w:proofErr w:type="spellStart"/>
+      <w:r>
+        <w:t>etc</w:t>
+      </w:r>
+      <w:proofErr w:type="spellEnd"/>
+      <w:r>
+        <w:t>)</w:t>
+      </w:r>
+    </w:p>
+    <w:p>
+      <w:pPr>
+        <w:pStyle w:val="Titolo2"/>
+      </w:pPr>
+      <w:bookmarkStart w:id="20" w:name="_Toc240801402"/>
+      <w:r>
+        <w:t>Procedura riassuntiva</w:t>
+      </w:r>
+      <w:bookmarkEnd w:id="20"/>
+    </w:p>
+    <w:p>
+      <w:pPr>
+        <w:pStyle w:val="Paragrafoelenco"/>
+        <w:numPr>
+          <w:ilvl w:val="1"/>
+          <w:numId w:val="6"/>
+        </w:numPr>
+        <w:ind w:left="709"/>
+      </w:pPr>
+      <w:r>
+        <w:t xml:space="preserve">Per aggiornare una </w:t>
+      </w:r>
+      <w:proofErr w:type="spellStart"/>
+      <w:r>
+        <w:t>gallery</w:t>
+      </w:r>
+      <w:proofErr w:type="spellEnd"/>
+      <w:r>
+        <w:t xml:space="preserve"> con molte fotografie:</w:t>
+      </w:r>
+    </w:p>
+    <w:p>
+      <w:pPr>
+        <w:pStyle w:val="Paragrafoelenco"/>
+        <w:numPr>
+          <w:ilvl w:val="1"/>
+          <w:numId w:val="6"/>
+        </w:numPr>
+        <w:ind w:left="709"/>
+      </w:pPr>
+      <w:r>
+        <w:t>Individuare la cartella corretta all'interno di `images`.</w:t>
+      </w:r>
+    </w:p>
+    <w:p>
+      <w:pPr>
+        <w:pStyle w:val="Paragrafoelenco"/>
+        <w:numPr>
+          <w:ilvl w:val="1"/>
+          <w:numId w:val="6"/>
+        </w:numPr>
+        <w:ind w:left="709"/>
+      </w:pPr>
+      <w:r>
+        <w:t>Aggiungere, eliminare o rinominare le fotografie.</w:t>
+      </w:r>
+    </w:p>
+    <w:p>
+      <w:pPr>
+        <w:pStyle w:val="Paragrafoelenco"/>
+        <w:numPr>
+          <w:ilvl w:val="1"/>
+          <w:numId w:val="6"/>
+        </w:numPr>
+        <w:ind w:left="709"/>
+      </w:pPr>
+      <w:r>
+        <w:t>Aprire il terminale.</w:t>
+      </w:r>
+    </w:p>
+    <w:p>
+      <w:pPr>
+        <w:pStyle w:val="Paragrafoelenco"/>
+        <w:numPr>
+          <w:ilvl w:val="1"/>
+          <w:numId w:val="6"/>
+        </w:numPr>
+        <w:ind w:left="709"/>
+      </w:pPr>
+      <w:r>
+        <w:t>Eseguire:</w:t>
+      </w:r>
+      <w:r>
+        <w:t xml:space="preserve"> </w:t>
+      </w:r>
+      <w:proofErr w:type="spellStart"/>
+      <w:r>
+        <w:rPr>
+          <w:highlight w:val="yellow"/>
+        </w:rPr>
+        <w:t>python</w:t>
+      </w:r>
+      <w:proofErr w:type="spellEnd"/>
+      <w:r>
+        <w:rPr>
+          <w:highlight w:val="yellow"/>
+        </w:rPr>
+        <w:t xml:space="preserve"> scripts/sync_galleries.py</w:t>
+      </w:r>
+    </w:p>
+    <w:p>
+      <w:pPr>
+        <w:pStyle w:val="Paragrafoelenco"/>
+        <w:numPr>
+          <w:ilvl w:val="1"/>
+          <w:numId w:val="6"/>
+        </w:numPr>
+        <w:ind w:left="709"/>
+      </w:pPr>
+      <w:r>
+        <w:lastRenderedPageBreak/>
+        <w:t>Controllare nel terminale che le fotografie aggiunte ed eliminate siano corrette.</w:t>
+      </w:r>
+    </w:p>
+    <w:p>
+      <w:pPr>
+        <w:pStyle w:val="Paragrafoelenco"/>
+        <w:numPr>
+          <w:ilvl w:val="1"/>
+          <w:numId w:val="6"/>
+        </w:numPr>
+        <w:ind w:left="709"/>
+      </w:pPr>
+      <w:r>
+        <w:t>Eseguire:</w:t>
+      </w:r>
+    </w:p>
+    <w:p>
+      <w:pPr>
+        <w:ind w:left="1416"/>
+      </w:pPr>
+      <w:proofErr w:type="spellStart"/>
+      <w:r>
+        <w:t>git</w:t>
+      </w:r>
+      <w:proofErr w:type="spellEnd"/>
+      <w:r>
+        <w:t xml:space="preserve"> </w:t>
+      </w:r>
+      <w:proofErr w:type="spellStart"/>
+      <w:proofErr w:type="gramStart"/>
+      <w:r>
+        <w:t>add</w:t>
+      </w:r>
+      <w:proofErr w:type="spellEnd"/>
+      <w:r>
+        <w:t xml:space="preserve"> .</w:t>
+      </w:r>
+      <w:proofErr w:type="gramEnd"/>
+    </w:p>
+    <w:p>
+      <w:pPr>
+        <w:ind w:left="1416"/>
+      </w:pPr>
+      <w:proofErr w:type="spellStart"/>
+      <w:r>
+        <w:t>git</w:t>
+      </w:r>
+      <w:proofErr w:type="spellEnd"/>
+      <w:r>
+        <w:t xml:space="preserve"> </w:t>
+      </w:r>
+      <w:proofErr w:type="spellStart"/>
+      <w:r>
+        <w:t>commit</w:t>
+      </w:r>
+      <w:proofErr w:type="spellEnd"/>
+      <w:r>
+        <w:t xml:space="preserve"> -m "Aggiornamento </w:t>
+      </w:r>
+      <w:proofErr w:type="spellStart"/>
+      <w:r>
+        <w:t>gallery</w:t>
+      </w:r>
+      <w:proofErr w:type="spellEnd"/>
+      <w:r>
+        <w:t>"</w:t>
+      </w:r>
+    </w:p>
+    <w:p>
+      <w:pPr>
+        <w:ind w:left="1416"/>
+      </w:pPr>
+      <w:proofErr w:type="spellStart"/>
+      <w:r>
+        <w:t>git</w:t>
+      </w:r>
+      <w:proofErr w:type="spellEnd"/>
+      <w:r>
+        <w:t xml:space="preserve"> </w:t>
+      </w:r>
+      <w:proofErr w:type="spellStart"/>
+      <w:r>
+        <w:t>push</w:t>
+      </w:r>
+      <w:proofErr w:type="spellEnd"/>
+    </w:p>
+    <w:p>
+      <w:r>
+        <w:t xml:space="preserve">Non è necessario inserire o eliminare manualmente le singole fotografie nel file </w:t>
+      </w:r>
+      <w:proofErr w:type="gramStart"/>
+      <w:r>
+        <w:t>`.</w:t>
+      </w:r>
+      <w:proofErr w:type="spellStart"/>
+      <w:r>
+        <w:t>yml</w:t>
+      </w:r>
+      <w:proofErr w:type="spellEnd"/>
+      <w:proofErr w:type="gramEnd"/>
+      <w:r>
+        <w:t>`.</w:t>
+      </w:r>
+    </w:p>
+    <w:p>
+      <w:pPr>
+        <w:pStyle w:val="Titolo1"/>
+        <w:numPr>
+          <w:ilvl w:val="0"/>
+          <w:numId w:val="1"/>
+        </w:numPr>
+      </w:pPr>
+      <w:bookmarkStart w:id="21" w:name="_Toc240801403"/>
       <w:r>
         <w:t>In caso di errore</w:t>
       </w:r>
-      <w:bookmarkEnd w:id="7"/>
+      <w:bookmarkEnd w:id="21"/>
     </w:p>
     <w:p>
       <w:r>
@@ -2099,7 +5038,7 @@
     <w:sectPr>
       <w:footerReference w:type="default" r:id="rId8"/>
       <w:pgSz w:w="11906" w:h="16838"/>
-      <w:pgMar w:top="1417" w:right="1134" w:bottom="1134" w:left="1134" w:header="708" w:footer="708" w:gutter="0"/>
+      <w:pgMar w:top="1417" w:right="1134" w:bottom="1134" w:left="1134" w:header="708" w:footer="113" w:gutter="0"/>
       <w:cols w:space="708"/>
       <w:docGrid w:linePitch="360"/>
     </w:sectPr>
@@ -2134,19 +5073,25 @@
 
 <file path=word/footer1.xml><?xml version="1.0" encoding="utf-8"?>
 <w:ftr xmlns:wpc="http://schemas.microsoft.com/office/word/2010/wordprocessingCanvas" xmlns:cx="http://schemas.microsoft.com/office/drawing/2014/chartex" xmlns:cx1="http://schemas.microsoft.com/office/drawing/2015/9/8/chartex" xmlns:cx2="http://schemas.microsoft.com/office/drawing/2015/10/21/chartex" xmlns:cx3="http://schemas.microsoft.com/office/drawing/2016/5/9/chartex" xmlns:cx4="http://schemas.microsoft.com/office/drawing/2016/5/10/chartex" xmlns:cx5="http://schemas.microsoft.com/office/drawing/2016/5/11/chartex" xmlns:cx6="http://schemas.microsoft.com/office/drawing/2016/5/12/chartex" xmlns:cx7="http://schemas.microsoft.com/office/drawing/2016/5/13/chartex" xmlns:cx8="http://schemas.microsoft.com/office/drawing/2016/5/14/chartex" xmlns:mc="http://schemas.openxmlformats.org/markup-compatibility/2006" xmlns:aink="http://schemas.microsoft.com/office/drawing/2016/ink" xmlns:am3d="http://schemas.microsoft.com/office/drawing/2017/model3d" xmlns:o="urn:schemas-microsoft-com:office:office" xmlns:oel="http://schemas.microsoft.com/office/2019/extlst" xmlns:r="http://schemas.openxmlformats.org/officeDocument/2006/relationships" xmlns:m="http://schemas.openxmlformats.org/officeDocument/2006/math" xmlns:v="urn:schemas-microsoft-com:vml" xmlns:wp14="http://schemas.microsoft.com/office/word/2010/wordprocessingDrawing" xmlns:wp="http://schemas.openxmlformats.org/drawingml/2006/wordprocessingDrawing" xmlns:w10="urn:schemas-microsoft-com:office:word" xmlns:w="http://schemas.openxmlformats.org/wordprocessingml/2006/main" xmlns:w14="http://schemas.microsoft.com/office/word/2010/wordml" xmlns:w15="http://schemas.microsoft.com/office/word/2012/wordml" xmlns:w16cex="http://schemas.microsoft.com/office/word/2018/wordml/cex" xmlns:w16cid="http://schemas.microsoft.com/office/word/2016/wordml/cid" xmlns:w16="http://schemas.microsoft.com/office/word/2018/wordml" xmlns:w16du="http://schemas.microsoft.com/office/word/2023/wordml/word16du" xmlns:w16sdtdh="http://schemas.microsoft.com/office/word/2020/wordml/sdtdatahash" xmlns:w16sdtfl="http://schemas.microsoft.com/office/word/2024/wordml/sdtformatlock" xmlns:w16se="http://schemas.microsoft.com/office/word/2015/wordml/symex" xmlns:wpg="http://schemas.microsoft.com/office/word/2010/wordprocessingGroup" xmlns:wpi="http://schemas.microsoft.com/office/word/2010/wordprocessingInk" xmlns:wne="http://schemas.microsoft.com/office/word/2006/wordml" xmlns:wps="http://schemas.microsoft.com/office/word/2010/wordprocessingShape" mc:Ignorable="w14 w15 w16se w16cid w16 w16cex w16sdtdh w16sdtfl w16du wp14">
-  <w:sdt>
-    <w:sdtPr>
-      <w:id w:val="-1326430746"/>
-      <w:docPartObj>
-        <w:docPartGallery w:val="Page Numbers (Bottom of Page)"/>
-        <w:docPartUnique/>
-      </w:docPartObj>
-    </w:sdtPr>
-    <w:sdtContent>
-      <w:p>
-        <w:pPr>
-          <w:pStyle w:val="Pidipagina"/>
-        </w:pPr>
+  <w:p>
+    <w:pPr>
+      <w:pStyle w:val="Pidipagina"/>
+      <w:tabs>
+        <w:tab w:val="clear" w:pos="4819"/>
+        <w:tab w:val="clear" w:pos="9638"/>
+        <w:tab w:val="left" w:pos="1080"/>
+      </w:tabs>
+      <w:spacing w:before="240"/>
+    </w:pPr>
+    <w:sdt>
+      <w:sdtPr>
+        <w:id w:val="-1326430746"/>
+        <w:docPartObj>
+          <w:docPartGallery w:val="Page Numbers (Bottom of Page)"/>
+          <w:docPartUnique/>
+        </w:docPartObj>
+      </w:sdtPr>
+      <w:sdtContent>
         <w:r>
           <w:fldChar w:fldCharType="begin"/>
         </w:r>
@@ -2162,9 +5107,12 @@
         <w:r>
           <w:fldChar w:fldCharType="end"/>
         </w:r>
-      </w:p>
-    </w:sdtContent>
-  </w:sdt>
+      </w:sdtContent>
+    </w:sdt>
+    <w:r>
+      <w:tab/>
+    </w:r>
+  </w:p>
   <w:p>
     <w:pPr>
       <w:pStyle w:val="Pidipagina"/>
@@ -2201,6 +5149,118 @@
 <file path=word/numbering.xml><?xml version="1.0" encoding="utf-8"?>
 <w:numbering xmlns:wpc="http://schemas.microsoft.com/office/word/2010/wordprocessingCanvas" xmlns:cx="http://schemas.microsoft.com/office/drawing/2014/chartex" xmlns:cx1="http://schemas.microsoft.com/office/drawing/2015/9/8/chartex" xmlns:cx2="http://schemas.microsoft.com/office/drawing/2015/10/21/chartex" xmlns:cx3="http://schemas.microsoft.com/office/drawing/2016/5/9/chartex" xmlns:cx4="http://schemas.microsoft.com/office/drawing/2016/5/10/chartex" xmlns:cx5="http://schemas.microsoft.com/office/drawing/2016/5/11/chartex" xmlns:cx6="http://schemas.microsoft.com/office/drawing/2016/5/12/chartex" xmlns:cx7="http://schemas.microsoft.com/office/drawing/2016/5/13/chartex" xmlns:cx8="http://schemas.microsoft.com/office/drawing/2016/5/14/chartex" xmlns:mc="http://schemas.openxmlformats.org/markup-compatibility/2006" xmlns:aink="http://schemas.microsoft.com/office/drawing/2016/ink" xmlns:am3d="http://schemas.microsoft.com/office/drawing/2017/model3d" xmlns:o="urn:schemas-microsoft-com:office:office" xmlns:oel="http://schemas.microsoft.com/office/2019/extlst" xmlns:r="http://schemas.openxmlformats.org/officeDocument/2006/relationships" xmlns:m="http://schemas.openxmlformats.org/officeDocument/2006/math" xmlns:v="urn:schemas-microsoft-com:vml" xmlns:wp14="http://schemas.microsoft.com/office/word/2010/wordprocessingDrawing" xmlns:wp="http://schemas.openxmlformats.org/drawingml/2006/wordprocessingDrawing" xmlns:w10="urn:schemas-microsoft-com:office:word" xmlns:w="http://schemas.openxmlformats.org/wordprocessingml/2006/main" xmlns:w14="http://schemas.microsoft.com/office/word/2010/wordml" xmlns:w15="http://schemas.microsoft.com/office/word/2012/wordml" xmlns:w16cex="http://schemas.microsoft.com/office/word/2018/wordml/cex" xmlns:w16cid="http://schemas.microsoft.com/office/word/2016/wordml/cid" xmlns:w16="http://schemas.microsoft.com/office/word/2018/wordml" xmlns:w16du="http://schemas.microsoft.com/office/word/2023/wordml/word16du" xmlns:w16sdtdh="http://schemas.microsoft.com/office/word/2020/wordml/sdtdatahash" xmlns:w16sdtfl="http://schemas.microsoft.com/office/word/2024/wordml/sdtformatlock" xmlns:w16se="http://schemas.microsoft.com/office/word/2015/wordml/symex" xmlns:wpg="http://schemas.microsoft.com/office/word/2010/wordprocessingGroup" xmlns:wpi="http://schemas.microsoft.com/office/word/2010/wordprocessingInk" xmlns:wne="http://schemas.microsoft.com/office/word/2006/wordml" xmlns:wps="http://schemas.microsoft.com/office/word/2010/wordprocessingShape" mc:Ignorable="w14 w15 w16se w16cid w16 w16cex w16sdtdh w16sdtfl w16du wp14">
   <w:abstractNum w:abstractNumId="0" w15:restartNumberingAfterBreak="0">
+    <w:nsid w:val="22D33437"/>
+    <w:multiLevelType w:val="hybridMultilevel"/>
+    <w:tmpl w:val="6DCC9F14"/>
+    <w:lvl w:ilvl="0" w:tplc="1A684D3C">
+      <w:numFmt w:val="bullet"/>
+      <w:lvlText w:val="-"/>
+      <w:lvlJc w:val="left"/>
+      <w:pPr>
+        <w:ind w:left="1068" w:hanging="360"/>
+      </w:pPr>
+      <w:rPr>
+        <w:rFonts w:ascii="Aptos" w:eastAsiaTheme="minorHAnsi" w:hAnsi="Aptos" w:cstheme="minorBidi" w:hint="default"/>
+      </w:rPr>
+    </w:lvl>
+    <w:lvl w:ilvl="1" w:tplc="04100003" w:tentative="1">
+      <w:start w:val="1"/>
+      <w:numFmt w:val="bullet"/>
+      <w:lvlText w:val="o"/>
+      <w:lvlJc w:val="left"/>
+      <w:pPr>
+        <w:ind w:left="1788" w:hanging="360"/>
+      </w:pPr>
+      <w:rPr>
+        <w:rFonts w:ascii="Courier New" w:hAnsi="Courier New" w:cs="Courier New" w:hint="default"/>
+      </w:rPr>
+    </w:lvl>
+    <w:lvl w:ilvl="2" w:tplc="04100005" w:tentative="1">
+      <w:start w:val="1"/>
+      <w:numFmt w:val="bullet"/>
+      <w:lvlText w:val=""/>
+      <w:lvlJc w:val="left"/>
+      <w:pPr>
+        <w:ind w:left="2508" w:hanging="360"/>
+      </w:pPr>
+      <w:rPr>
+        <w:rFonts w:ascii="Wingdings" w:hAnsi="Wingdings" w:hint="default"/>
+      </w:rPr>
+    </w:lvl>
+    <w:lvl w:ilvl="3" w:tplc="04100001" w:tentative="1">
+      <w:start w:val="1"/>
+      <w:numFmt w:val="bullet"/>
+      <w:lvlText w:val=""/>
+      <w:lvlJc w:val="left"/>
+      <w:pPr>
+        <w:ind w:left="3228" w:hanging="360"/>
+      </w:pPr>
+      <w:rPr>
+        <w:rFonts w:ascii="Symbol" w:hAnsi="Symbol" w:hint="default"/>
+      </w:rPr>
+    </w:lvl>
+    <w:lvl w:ilvl="4" w:tplc="04100003" w:tentative="1">
+      <w:start w:val="1"/>
+      <w:numFmt w:val="bullet"/>
+      <w:lvlText w:val="o"/>
+      <w:lvlJc w:val="left"/>
+      <w:pPr>
+        <w:ind w:left="3948" w:hanging="360"/>
+      </w:pPr>
+      <w:rPr>
+        <w:rFonts w:ascii="Courier New" w:hAnsi="Courier New" w:cs="Courier New" w:hint="default"/>
+      </w:rPr>
+    </w:lvl>
+    <w:lvl w:ilvl="5" w:tplc="04100005" w:tentative="1">
+      <w:start w:val="1"/>
+      <w:numFmt w:val="bullet"/>
+      <w:lvlText w:val=""/>
+      <w:lvlJc w:val="left"/>
+      <w:pPr>
+        <w:ind w:left="4668" w:hanging="360"/>
+      </w:pPr>
+      <w:rPr>
+        <w:rFonts w:ascii="Wingdings" w:hAnsi="Wingdings" w:hint="default"/>
+      </w:rPr>
+    </w:lvl>
+    <w:lvl w:ilvl="6" w:tplc="04100001" w:tentative="1">
+      <w:start w:val="1"/>
+      <w:numFmt w:val="bullet"/>
+      <w:lvlText w:val=""/>
+      <w:lvlJc w:val="left"/>
+      <w:pPr>
+        <w:ind w:left="5388" w:hanging="360"/>
+      </w:pPr>
+      <w:rPr>
+        <w:rFonts w:ascii="Symbol" w:hAnsi="Symbol" w:hint="default"/>
+      </w:rPr>
+    </w:lvl>
+    <w:lvl w:ilvl="7" w:tplc="04100003" w:tentative="1">
+      <w:start w:val="1"/>
+      <w:numFmt w:val="bullet"/>
+      <w:lvlText w:val="o"/>
+      <w:lvlJc w:val="left"/>
+      <w:pPr>
+        <w:ind w:left="6108" w:hanging="360"/>
+      </w:pPr>
+      <w:rPr>
+        <w:rFonts w:ascii="Courier New" w:hAnsi="Courier New" w:cs="Courier New" w:hint="default"/>
+      </w:rPr>
+    </w:lvl>
+    <w:lvl w:ilvl="8" w:tplc="04100005" w:tentative="1">
+      <w:start w:val="1"/>
+      <w:numFmt w:val="bullet"/>
+      <w:lvlText w:val=""/>
+      <w:lvlJc w:val="left"/>
+      <w:pPr>
+        <w:ind w:left="6828" w:hanging="360"/>
+      </w:pPr>
+      <w:rPr>
+        <w:rFonts w:ascii="Wingdings" w:hAnsi="Wingdings" w:hint="default"/>
+      </w:rPr>
+    </w:lvl>
+  </w:abstractNum>
+  <w:abstractNum w:abstractNumId="1" w15:restartNumberingAfterBreak="0">
     <w:nsid w:val="43013379"/>
     <w:multiLevelType w:val="hybridMultilevel"/>
     <w:tmpl w:val="E46CC6A6"/>
@@ -2289,10 +5349,10 @@
       </w:pPr>
     </w:lvl>
   </w:abstractNum>
-  <w:abstractNum w:abstractNumId="1" w15:restartNumberingAfterBreak="0">
+  <w:abstractNum w:abstractNumId="2" w15:restartNumberingAfterBreak="0">
     <w:nsid w:val="46DB7031"/>
     <w:multiLevelType w:val="hybridMultilevel"/>
-    <w:tmpl w:val="C80CE736"/>
+    <w:tmpl w:val="4DA088D0"/>
     <w:lvl w:ilvl="0" w:tplc="887C9F96">
       <w:start w:val="1"/>
       <w:numFmt w:val="decimal"/>
@@ -2305,7 +5365,7 @@
         <w:rFonts w:asciiTheme="majorHAnsi" w:eastAsiaTheme="majorEastAsia" w:hAnsiTheme="majorHAnsi" w:cstheme="majorBidi"/>
       </w:rPr>
     </w:lvl>
-    <w:lvl w:ilvl="1" w:tplc="04100019" w:tentative="1">
+    <w:lvl w:ilvl="1" w:tplc="04100019">
       <w:start w:val="1"/>
       <w:numFmt w:val="lowerLetter"/>
       <w:lvlText w:val="%2."/>
@@ -2378,11 +5438,288 @@
       </w:pPr>
     </w:lvl>
   </w:abstractNum>
+  <w:abstractNum w:abstractNumId="3" w15:restartNumberingAfterBreak="0">
+    <w:nsid w:val="4AB5552E"/>
+    <w:multiLevelType w:val="hybridMultilevel"/>
+    <w:tmpl w:val="90D0EBFA"/>
+    <w:lvl w:ilvl="0" w:tplc="1A684D3C">
+      <w:numFmt w:val="bullet"/>
+      <w:lvlText w:val="-"/>
+      <w:lvlJc w:val="left"/>
+      <w:pPr>
+        <w:ind w:left="720" w:hanging="360"/>
+      </w:pPr>
+      <w:rPr>
+        <w:rFonts w:ascii="Aptos" w:eastAsiaTheme="minorHAnsi" w:hAnsi="Aptos" w:cstheme="minorBidi" w:hint="default"/>
+      </w:rPr>
+    </w:lvl>
+    <w:lvl w:ilvl="1" w:tplc="FFFFFFFF">
+      <w:start w:val="1"/>
+      <w:numFmt w:val="lowerLetter"/>
+      <w:lvlText w:val="%2."/>
+      <w:lvlJc w:val="left"/>
+      <w:pPr>
+        <w:ind w:left="1440" w:hanging="360"/>
+      </w:pPr>
+    </w:lvl>
+    <w:lvl w:ilvl="2" w:tplc="FFFFFFFF" w:tentative="1">
+      <w:start w:val="1"/>
+      <w:numFmt w:val="lowerRoman"/>
+      <w:lvlText w:val="%3."/>
+      <w:lvlJc w:val="right"/>
+      <w:pPr>
+        <w:ind w:left="2160" w:hanging="180"/>
+      </w:pPr>
+    </w:lvl>
+    <w:lvl w:ilvl="3" w:tplc="FFFFFFFF" w:tentative="1">
+      <w:start w:val="1"/>
+      <w:numFmt w:val="decimal"/>
+      <w:lvlText w:val="%4."/>
+      <w:lvlJc w:val="left"/>
+      <w:pPr>
+        <w:ind w:left="2880" w:hanging="360"/>
+      </w:pPr>
+    </w:lvl>
+    <w:lvl w:ilvl="4" w:tplc="FFFFFFFF" w:tentative="1">
+      <w:start w:val="1"/>
+      <w:numFmt w:val="lowerLetter"/>
+      <w:lvlText w:val="%5."/>
+      <w:lvlJc w:val="left"/>
+      <w:pPr>
+        <w:ind w:left="3600" w:hanging="360"/>
+      </w:pPr>
+    </w:lvl>
+    <w:lvl w:ilvl="5" w:tplc="FFFFFFFF" w:tentative="1">
+      <w:start w:val="1"/>
+      <w:numFmt w:val="lowerRoman"/>
+      <w:lvlText w:val="%6."/>
+      <w:lvlJc w:val="right"/>
+      <w:pPr>
+        <w:ind w:left="4320" w:hanging="180"/>
+      </w:pPr>
+    </w:lvl>
+    <w:lvl w:ilvl="6" w:tplc="FFFFFFFF" w:tentative="1">
+      <w:start w:val="1"/>
+      <w:numFmt w:val="decimal"/>
+      <w:lvlText w:val="%7."/>
+      <w:lvlJc w:val="left"/>
+      <w:pPr>
+        <w:ind w:left="5040" w:hanging="360"/>
+      </w:pPr>
+    </w:lvl>
+    <w:lvl w:ilvl="7" w:tplc="FFFFFFFF" w:tentative="1">
+      <w:start w:val="1"/>
+      <w:numFmt w:val="lowerLetter"/>
+      <w:lvlText w:val="%8."/>
+      <w:lvlJc w:val="left"/>
+      <w:pPr>
+        <w:ind w:left="5760" w:hanging="360"/>
+      </w:pPr>
+    </w:lvl>
+    <w:lvl w:ilvl="8" w:tplc="FFFFFFFF" w:tentative="1">
+      <w:start w:val="1"/>
+      <w:numFmt w:val="lowerRoman"/>
+      <w:lvlText w:val="%9."/>
+      <w:lvlJc w:val="right"/>
+      <w:pPr>
+        <w:ind w:left="6480" w:hanging="180"/>
+      </w:pPr>
+    </w:lvl>
+  </w:abstractNum>
+  <w:abstractNum w:abstractNumId="4" w15:restartNumberingAfterBreak="0">
+    <w:nsid w:val="68F724F7"/>
+    <w:multiLevelType w:val="hybridMultilevel"/>
+    <w:tmpl w:val="8EBAF346"/>
+    <w:lvl w:ilvl="0" w:tplc="FFFFFFFF">
+      <w:numFmt w:val="bullet"/>
+      <w:lvlText w:val="-"/>
+      <w:lvlJc w:val="left"/>
+      <w:pPr>
+        <w:ind w:left="720" w:hanging="360"/>
+      </w:pPr>
+      <w:rPr>
+        <w:rFonts w:ascii="Aptos" w:eastAsiaTheme="minorHAnsi" w:hAnsi="Aptos" w:cstheme="minorBidi" w:hint="default"/>
+      </w:rPr>
+    </w:lvl>
+    <w:lvl w:ilvl="1" w:tplc="0410000F">
+      <w:start w:val="1"/>
+      <w:numFmt w:val="decimal"/>
+      <w:lvlText w:val="%2."/>
+      <w:lvlJc w:val="left"/>
+      <w:pPr>
+        <w:ind w:left="1440" w:hanging="360"/>
+      </w:pPr>
+    </w:lvl>
+    <w:lvl w:ilvl="2" w:tplc="FFFFFFFF" w:tentative="1">
+      <w:start w:val="1"/>
+      <w:numFmt w:val="lowerRoman"/>
+      <w:lvlText w:val="%3."/>
+      <w:lvlJc w:val="right"/>
+      <w:pPr>
+        <w:ind w:left="2160" w:hanging="180"/>
+      </w:pPr>
+    </w:lvl>
+    <w:lvl w:ilvl="3" w:tplc="FFFFFFFF" w:tentative="1">
+      <w:start w:val="1"/>
+      <w:numFmt w:val="decimal"/>
+      <w:lvlText w:val="%4."/>
+      <w:lvlJc w:val="left"/>
+      <w:pPr>
+        <w:ind w:left="2880" w:hanging="360"/>
+      </w:pPr>
+    </w:lvl>
+    <w:lvl w:ilvl="4" w:tplc="FFFFFFFF" w:tentative="1">
+      <w:start w:val="1"/>
+      <w:numFmt w:val="lowerLetter"/>
+      <w:lvlText w:val="%5."/>
+      <w:lvlJc w:val="left"/>
+      <w:pPr>
+        <w:ind w:left="3600" w:hanging="360"/>
+      </w:pPr>
+    </w:lvl>
+    <w:lvl w:ilvl="5" w:tplc="FFFFFFFF" w:tentative="1">
+      <w:start w:val="1"/>
+      <w:numFmt w:val="lowerRoman"/>
+      <w:lvlText w:val="%6."/>
+      <w:lvlJc w:val="right"/>
+      <w:pPr>
+        <w:ind w:left="4320" w:hanging="180"/>
+      </w:pPr>
+    </w:lvl>
+    <w:lvl w:ilvl="6" w:tplc="FFFFFFFF" w:tentative="1">
+      <w:start w:val="1"/>
+      <w:numFmt w:val="decimal"/>
+      <w:lvlText w:val="%7."/>
+      <w:lvlJc w:val="left"/>
+      <w:pPr>
+        <w:ind w:left="5040" w:hanging="360"/>
+      </w:pPr>
+    </w:lvl>
+    <w:lvl w:ilvl="7" w:tplc="FFFFFFFF" w:tentative="1">
+      <w:start w:val="1"/>
+      <w:numFmt w:val="lowerLetter"/>
+      <w:lvlText w:val="%8."/>
+      <w:lvlJc w:val="left"/>
+      <w:pPr>
+        <w:ind w:left="5760" w:hanging="360"/>
+      </w:pPr>
+    </w:lvl>
+    <w:lvl w:ilvl="8" w:tplc="FFFFFFFF" w:tentative="1">
+      <w:start w:val="1"/>
+      <w:numFmt w:val="lowerRoman"/>
+      <w:lvlText w:val="%9."/>
+      <w:lvlJc w:val="right"/>
+      <w:pPr>
+        <w:ind w:left="6480" w:hanging="180"/>
+      </w:pPr>
+    </w:lvl>
+  </w:abstractNum>
+  <w:abstractNum w:abstractNumId="5" w15:restartNumberingAfterBreak="0">
+    <w:nsid w:val="70DF7A46"/>
+    <w:multiLevelType w:val="hybridMultilevel"/>
+    <w:tmpl w:val="1A86F94C"/>
+    <w:lvl w:ilvl="0" w:tplc="FFFFFFFF">
+      <w:start w:val="1"/>
+      <w:numFmt w:val="decimal"/>
+      <w:lvlText w:val="%1."/>
+      <w:lvlJc w:val="left"/>
+      <w:pPr>
+        <w:ind w:left="720" w:hanging="360"/>
+      </w:pPr>
+      <w:rPr>
+        <w:rFonts w:asciiTheme="majorHAnsi" w:eastAsiaTheme="majorEastAsia" w:hAnsiTheme="majorHAnsi" w:cstheme="majorBidi"/>
+      </w:rPr>
+    </w:lvl>
+    <w:lvl w:ilvl="1" w:tplc="FFFFFFFF" w:tentative="1">
+      <w:start w:val="1"/>
+      <w:numFmt w:val="lowerLetter"/>
+      <w:lvlText w:val="%2."/>
+      <w:lvlJc w:val="left"/>
+      <w:pPr>
+        <w:ind w:left="1440" w:hanging="360"/>
+      </w:pPr>
+    </w:lvl>
+    <w:lvl w:ilvl="2" w:tplc="FFFFFFFF" w:tentative="1">
+      <w:start w:val="1"/>
+      <w:numFmt w:val="lowerRoman"/>
+      <w:lvlText w:val="%3."/>
+      <w:lvlJc w:val="right"/>
+      <w:pPr>
+        <w:ind w:left="2160" w:hanging="180"/>
+      </w:pPr>
+    </w:lvl>
+    <w:lvl w:ilvl="3" w:tplc="FFFFFFFF" w:tentative="1">
+      <w:start w:val="1"/>
+      <w:numFmt w:val="decimal"/>
+      <w:lvlText w:val="%4."/>
+      <w:lvlJc w:val="left"/>
+      <w:pPr>
+        <w:ind w:left="2880" w:hanging="360"/>
+      </w:pPr>
+    </w:lvl>
+    <w:lvl w:ilvl="4" w:tplc="FFFFFFFF" w:tentative="1">
+      <w:start w:val="1"/>
+      <w:numFmt w:val="lowerLetter"/>
+      <w:lvlText w:val="%5."/>
+      <w:lvlJc w:val="left"/>
+      <w:pPr>
+        <w:ind w:left="3600" w:hanging="360"/>
+      </w:pPr>
+    </w:lvl>
+    <w:lvl w:ilvl="5" w:tplc="FFFFFFFF" w:tentative="1">
+      <w:start w:val="1"/>
+      <w:numFmt w:val="lowerRoman"/>
+      <w:lvlText w:val="%6."/>
+      <w:lvlJc w:val="right"/>
+      <w:pPr>
+        <w:ind w:left="4320" w:hanging="180"/>
+      </w:pPr>
+    </w:lvl>
+    <w:lvl w:ilvl="6" w:tplc="FFFFFFFF" w:tentative="1">
+      <w:start w:val="1"/>
+      <w:numFmt w:val="decimal"/>
+      <w:lvlText w:val="%7."/>
+      <w:lvlJc w:val="left"/>
+      <w:pPr>
+        <w:ind w:left="5040" w:hanging="360"/>
+      </w:pPr>
+    </w:lvl>
+    <w:lvl w:ilvl="7" w:tplc="FFFFFFFF" w:tentative="1">
+      <w:start w:val="1"/>
+      <w:numFmt w:val="lowerLetter"/>
+      <w:lvlText w:val="%8."/>
+      <w:lvlJc w:val="left"/>
+      <w:pPr>
+        <w:ind w:left="5760" w:hanging="360"/>
+      </w:pPr>
+    </w:lvl>
+    <w:lvl w:ilvl="8" w:tplc="FFFFFFFF" w:tentative="1">
+      <w:start w:val="1"/>
+      <w:numFmt w:val="lowerRoman"/>
+      <w:lvlText w:val="%9."/>
+      <w:lvlJc w:val="right"/>
+      <w:pPr>
+        <w:ind w:left="6480" w:hanging="180"/>
+      </w:pPr>
+    </w:lvl>
+  </w:abstractNum>
   <w:num w:numId="1" w16cid:durableId="1385367774">
+    <w:abstractNumId w:val="2"/>
+  </w:num>
+  <w:num w:numId="2" w16cid:durableId="1738473918">
     <w:abstractNumId w:val="1"/>
   </w:num>
-  <w:num w:numId="2" w16cid:durableId="1738473918">
+  <w:num w:numId="3" w16cid:durableId="1798179430">
     <w:abstractNumId w:val="0"/>
+  </w:num>
+  <w:num w:numId="4" w16cid:durableId="712581549">
+    <w:abstractNumId w:val="5"/>
+  </w:num>
+  <w:num w:numId="5" w16cid:durableId="415791086">
+    <w:abstractNumId w:val="3"/>
+  </w:num>
+  <w:num w:numId="6" w16cid:durableId="1394742628">
+    <w:abstractNumId w:val="4"/>
   </w:num>
 </w:numbering>
 </file>
